--- a/samples/shree-ganesh-partial-request.docx
+++ b/samples/shree-ganesh-partial-request.docx
@@ -23,28 +23,46 @@
         <w:tblStyle w:val="LightGrid-Accent1"/>
         <w:tblW w:type="auto" w:w="0"/>
         <w:tblLook w:firstColumn="1" w:firstRow="1" w:lastColumn="0" w:lastRow="0" w:noHBand="0" w:noVBand="1" w:val="04A0"/>
+        <w:tblBorders>
+          <w:top w:val="single" w:sz="4" w:color="C9D3DF"/>
+          <w:left w:val="single" w:sz="4" w:color="C9D3DF"/>
+          <w:bottom w:val="single" w:sz="4" w:color="C9D3DF"/>
+          <w:right w:val="single" w:sz="4" w:color="C9D3DF"/>
+          <w:insideH w:val="single" w:sz="4" w:color="C9D3DF"/>
+          <w:insideV w:val="single" w:sz="4" w:color="C9D3DF"/>
+        </w:tblBorders>
       </w:tblPr>
       <w:tblGrid>
-        <w:gridCol w:w="4320"/>
-        <w:gridCol w:w="4320"/>
+        <w:gridCol w:w="4873"/>
+        <w:gridCol w:w="4873"/>
       </w:tblGrid>
       <w:tr>
         <w:tc>
           <w:tcPr>
-            <w:tcW w:type="dxa" w:w="4320"/>
+            <w:tcW w:type="dxa" w:w="2835"/>
+            <w:shd w:val="clear" w:fill="1F3A5F"/>
           </w:tcPr>
           <w:p>
             <w:r>
+              <w:rPr>
+                <w:b/>
+                <w:color w:val="FFFFFF"/>
+              </w:rPr>
               <w:t>Field</w:t>
             </w:r>
           </w:p>
         </w:tc>
         <w:tc>
           <w:tcPr>
-            <w:tcW w:type="dxa" w:w="4320"/>
+            <w:tcW w:type="dxa" w:w="6236"/>
+            <w:shd w:val="clear" w:fill="1F3A5F"/>
           </w:tcPr>
           <w:p>
             <w:r>
+              <w:rPr>
+                <w:b/>
+                <w:color w:val="FFFFFF"/>
+              </w:rPr>
               <w:t>Detail</w:t>
             </w:r>
           </w:p>
@@ -53,21 +71,24 @@
       <w:tr>
         <w:tc>
           <w:tcPr>
-            <w:tcW w:type="dxa" w:w="4320"/>
+            <w:tcW w:type="dxa" w:w="2835"/>
           </w:tcPr>
           <w:p>
             <w:r>
+              <w:rPr>
+                <w:b/>
+              </w:rPr>
               <w:t>Facility</w:t>
             </w:r>
           </w:p>
         </w:tc>
         <w:tc>
           <w:tcPr>
-            <w:tcW w:type="dxa" w:w="4320"/>
+            <w:tcW w:type="dxa" w:w="6236"/>
           </w:tcPr>
           <w:p>
             <w:r>
-              <w:t>₹1.0 Cr working capital</w:t>
+              <w:t>₹1 Cr working capital</w:t>
             </w:r>
           </w:p>
         </w:tc>
@@ -75,17 +96,45 @@
       <w:tr>
         <w:tc>
           <w:tcPr>
-            <w:tcW w:type="dxa" w:w="4320"/>
+            <w:tcW w:type="dxa" w:w="2835"/>
           </w:tcPr>
           <w:p>
             <w:r>
+              <w:rPr>
+                <w:b/>
+              </w:rPr>
+              <w:t>Industry / location</w:t>
+            </w:r>
+          </w:p>
+        </w:tc>
+        <w:tc>
+          <w:tcPr>
+            <w:tcW w:type="dxa" w:w="6236"/>
+          </w:tcPr>
+          <w:p>
+            <w:r>
+              <w:t>Corrugated packaging, Bhiwandi</w:t>
+            </w:r>
+          </w:p>
+        </w:tc>
+      </w:tr>
+      <w:tr>
+        <w:tc>
+          <w:tcPr>
+            <w:tcW w:type="dxa" w:w="2835"/>
+          </w:tcPr>
+          <w:p>
+            <w:r>
+              <w:rPr>
+                <w:b/>
+              </w:rPr>
               <w:t>Date</w:t>
             </w:r>
           </w:p>
         </w:tc>
         <w:tc>
           <w:tcPr>
-            <w:tcW w:type="dxa" w:w="4320"/>
+            <w:tcW w:type="dxa" w:w="6236"/>
           </w:tcPr>
           <w:p>
             <w:r>
@@ -97,17 +146,20 @@
       <w:tr>
         <w:tc>
           <w:tcPr>
-            <w:tcW w:type="dxa" w:w="4320"/>
+            <w:tcW w:type="dxa" w:w="2835"/>
           </w:tcPr>
           <w:p>
             <w:r>
+              <w:rPr>
+                <w:b/>
+              </w:rPr>
               <w:t>Data basis</w:t>
             </w:r>
           </w:p>
         </w:tc>
         <w:tc>
           <w:tcPr>
-            <w:tcW w:type="dxa" w:w="4320"/>
+            <w:tcW w:type="dxa" w:w="6236"/>
           </w:tcPr>
           <w:p>
             <w:r>
@@ -119,17 +171,20 @@
       <w:tr>
         <w:tc>
           <w:tcPr>
-            <w:tcW w:type="dxa" w:w="4320"/>
+            <w:tcW w:type="dxa" w:w="2835"/>
           </w:tcPr>
           <w:p>
             <w:r>
+              <w:rPr>
+                <w:b/>
+              </w:rPr>
               <w:t>Prepared by</w:t>
             </w:r>
           </w:p>
         </w:tc>
         <w:tc>
           <w:tcPr>
-            <w:tcW w:type="dxa" w:w="4320"/>
+            <w:tcW w:type="dxa" w:w="6236"/>
           </w:tcPr>
           <w:p>
             <w:r>
@@ -141,17 +196,20 @@
       <w:tr>
         <w:tc>
           <w:tcPr>
-            <w:tcW w:type="dxa" w:w="4320"/>
+            <w:tcW w:type="dxa" w:w="2835"/>
           </w:tcPr>
           <w:p>
             <w:r>
+              <w:rPr>
+                <w:b/>
+              </w:rPr>
               <w:t>Status</w:t>
             </w:r>
           </w:p>
         </w:tc>
         <w:tc>
           <w:tcPr>
-            <w:tcW w:type="dxa" w:w="4320"/>
+            <w:tcW w:type="dxa" w:w="6236"/>
           </w:tcPr>
           <w:p>
             <w:r>
@@ -162,16 +220,51 @@
       </w:tr>
     </w:tbl>
     <w:p/>
-    <w:p>
-      <w:r>
-        <w:rPr>
-          <w:b/>
-          <w:color w:val="1E7B34"/>
-          <w:sz w:val="26"/>
-        </w:rPr>
-        <w:t>Recommendation: RECOMMEND APPROVAL</w:t>
-      </w:r>
-    </w:p>
+    <w:tbl>
+      <w:tblPr>
+        <w:tblW w:type="auto" w:w="0"/>
+        <w:tblLook w:firstColumn="1" w:firstRow="1" w:lastColumn="0" w:lastRow="0" w:noHBand="0" w:noVBand="1" w:val="04A0"/>
+      </w:tblPr>
+      <w:tblGrid>
+        <w:gridCol w:w="9746"/>
+      </w:tblGrid>
+      <w:tr>
+        <w:tc>
+          <w:tcPr>
+            <w:tcW w:type="dxa" w:w="9746"/>
+            <w:shd w:val="clear" w:fill="E6F4EA"/>
+          </w:tcPr>
+          <w:p>
+            <w:r>
+              <w:rPr>
+                <w:b/>
+                <w:color w:val="666666"/>
+                <w:sz w:val="16"/>
+              </w:rPr>
+              <w:t>RECOMMENDATION</w:t>
+              <w:br/>
+            </w:r>
+            <w:r>
+              <w:rPr>
+                <w:b/>
+                <w:color w:val="1E7B34"/>
+                <w:sz w:val="28"/>
+              </w:rPr>
+              <w:t>RECOMMEND APPROVAL</w:t>
+            </w:r>
+            <w:r>
+              <w:rPr>
+                <w:color w:val="666666"/>
+                <w:sz w:val="18"/>
+              </w:rPr>
+              <w:br/>
+              <w:t>6 of 6 policy rules pass</w:t>
+            </w:r>
+          </w:p>
+        </w:tc>
+      </w:tr>
+    </w:tbl>
+    <w:p/>
     <w:p>
       <w:pPr>
         <w:pStyle w:val="Heading2"/>
@@ -185,7 +278,27 @@
         <w:pStyle w:val="ListBullet"/>
       </w:pPr>
       <w:r>
-        <w:t>Assumption: Assume loan amount of INR 1 crore for planning purposes as not specified in request.</w:t>
+        <w:rPr>
+          <w:b/>
+        </w:rPr>
+        <w:t xml:space="preserve">Assumption: </w:t>
+      </w:r>
+      <w:r>
+        <w:t>Assume loan amount of INR 1 crore as not specified in the request.</w:t>
+      </w:r>
+    </w:p>
+    <w:p>
+      <w:pPr>
+        <w:pStyle w:val="ListBullet"/>
+      </w:pPr>
+      <w:r>
+        <w:rPr>
+          <w:b/>
+        </w:rPr>
+        <w:t xml:space="preserve">Assumption: </w:t>
+      </w:r>
+      <w:r>
+        <w:t>Assume the loan is for working capital as loan type not mentioned.</w:t>
       </w:r>
     </w:p>
     <w:p>
@@ -197,8 +310,61 @@
       </w:r>
     </w:p>
     <w:p>
+      <w:pPr>
+        <w:spacing w:after="120"/>
+      </w:pPr>
       <w:r>
-        <w:t>Shree Ganesh Packaging, a corrugated packaging manufacturer based in Bhiwandi, has been operating for 14 years. The sole promoter identified is Sunil Joshi. The company is seeking a working‑capital facility of ₹1.0 Cr. This is its first banking relationship; there is no existing lender. The loan request aligns with the borrower’s need to finance day‑to‑day operations in the corrugated packaging sector.</w:t>
+        <w:rPr>
+          <w:b w:val="0"/>
+        </w:rPr>
+        <w:t xml:space="preserve">Shree Ganesh Packaging is a </w:t>
+      </w:r>
+      <w:r>
+        <w:rPr>
+          <w:b/>
+        </w:rPr>
+        <w:t>14‑year‑old</w:t>
+      </w:r>
+      <w:r>
+        <w:rPr>
+          <w:b w:val="0"/>
+        </w:rPr>
+        <w:t xml:space="preserve"> corrugated packaging manufacturer based in Bhiwandi. The business is promoted by </w:t>
+      </w:r>
+      <w:r>
+        <w:rPr>
+          <w:b/>
+        </w:rPr>
+        <w:t>Sunil Joshi</w:t>
+      </w:r>
+      <w:r>
+        <w:rPr>
+          <w:b w:val="0"/>
+        </w:rPr>
+        <w:t xml:space="preserve"> and currently sources working capital from Cosmos Co‑operative Bank.</w:t>
+      </w:r>
+    </w:p>
+    <w:p>
+      <w:pPr>
+        <w:spacing w:after="120"/>
+      </w:pPr>
+      <w:r>
+        <w:rPr>
+          <w:b w:val="0"/>
+        </w:rPr>
+        <w:t xml:space="preserve">The borrower seeks a </w:t>
+      </w:r>
+      <w:r>
+        <w:rPr>
+          <w:b/>
+        </w:rPr>
+        <w:t>₹1.0 Cr</w:t>
+      </w:r>
+      <w:r>
+        <w:rPr>
+          <w:b w:val="0"/>
+        </w:rPr>
+        <w:t xml:space="preserve"> working‑capital facility to support its ongoing operations.</w:t>
       </w:r>
     </w:p>
     <w:p>
@@ -210,8 +376,73 @@
       </w:r>
     </w:p>
     <w:p>
+      <w:pPr>
+        <w:spacing w:after="120"/>
+      </w:pPr>
       <w:r>
-        <w:t>The audited FY25 financials show revenue of ₹21.8 Cr, PAT of ₹1.0 Cr, depreciation expense of ₹0.4 Cr and interest expense of ₹0.36 Cr. A multi‑year trend cannot be assessed because data for prior years are not provided. Ratio analysis for FY25 indicates a DSCR of 1.76, suggesting sufficient cash flow to meet debt service obligations. The loan‑to‑value ratio stands at 25.0 %, and the debt‑to‑equity ratio is 0.88, reflecting moderate leverage. A current ratio of 1.5 points to adequate short‑term liquidity. The GST‑vs‑bank‑credits gap is 4.1 %, while annual cash accrual is ₹1.76 Cr against annual debt service (including any new loan) of ₹1.0 Cr, indicating a positive cash‑flow cushion.</w:t>
+        <w:rPr>
+          <w:b w:val="0"/>
+        </w:rPr>
+        <w:t xml:space="preserve">The FY25 financials are audited. Revenue stands at </w:t>
+      </w:r>
+      <w:r>
+        <w:rPr>
+          <w:b/>
+        </w:rPr>
+        <w:t>₹21.8 Cr</w:t>
+      </w:r>
+      <w:r>
+        <w:rPr>
+          <w:b w:val="0"/>
+        </w:rPr>
+        <w:t xml:space="preserve">, generating a profit after tax of </w:t>
+      </w:r>
+      <w:r>
+        <w:rPr>
+          <w:b/>
+        </w:rPr>
+        <w:t>₹1.0 Cr</w:t>
+      </w:r>
+      <w:r>
+        <w:rPr>
+          <w:b w:val="0"/>
+        </w:rPr>
+        <w:t xml:space="preserve">. Depreciation expense is </w:t>
+      </w:r>
+      <w:r>
+        <w:rPr>
+          <w:b/>
+        </w:rPr>
+        <w:t>₹0.4 Cr</w:t>
+      </w:r>
+      <w:r>
+        <w:rPr>
+          <w:b w:val="0"/>
+        </w:rPr>
+        <w:t xml:space="preserve"> and interest expense is </w:t>
+      </w:r>
+      <w:r>
+        <w:rPr>
+          <w:b/>
+        </w:rPr>
+        <w:t>₹0.36 Cr</w:t>
+      </w:r>
+      <w:r>
+        <w:rPr>
+          <w:b w:val="0"/>
+        </w:rPr>
+        <w:t>.</w:t>
+      </w:r>
+    </w:p>
+    <w:p>
+      <w:pPr>
+        <w:pStyle w:val="ListBullet"/>
+      </w:pPr>
+      <w:r>
+        <w:rPr>
+          <w:b w:val="0"/>
+        </w:rPr>
+        <w:t>Single‑year data limits trend analysis; no comparative growth or ratio assessment is available.</w:t>
       </w:r>
     </w:p>
     <w:tbl>
@@ -219,72 +450,110 @@
         <w:tblStyle w:val="LightGrid-Accent1"/>
         <w:tblW w:type="auto" w:w="0"/>
         <w:tblLook w:firstColumn="1" w:firstRow="1" w:lastColumn="0" w:lastRow="0" w:noHBand="0" w:noVBand="1" w:val="04A0"/>
+        <w:tblBorders>
+          <w:top w:val="single" w:sz="4" w:color="C9D3DF"/>
+          <w:left w:val="single" w:sz="4" w:color="C9D3DF"/>
+          <w:bottom w:val="single" w:sz="4" w:color="C9D3DF"/>
+          <w:right w:val="single" w:sz="4" w:color="C9D3DF"/>
+          <w:insideH w:val="single" w:sz="4" w:color="C9D3DF"/>
+          <w:insideV w:val="single" w:sz="4" w:color="C9D3DF"/>
+        </w:tblBorders>
       </w:tblPr>
       <w:tblGrid>
-        <w:gridCol w:w="1440"/>
-        <w:gridCol w:w="1440"/>
-        <w:gridCol w:w="1440"/>
-        <w:gridCol w:w="1440"/>
-        <w:gridCol w:w="1440"/>
-        <w:gridCol w:w="1440"/>
+        <w:gridCol w:w="1624"/>
+        <w:gridCol w:w="1624"/>
+        <w:gridCol w:w="1624"/>
+        <w:gridCol w:w="1624"/>
+        <w:gridCol w:w="1624"/>
+        <w:gridCol w:w="1624"/>
       </w:tblGrid>
       <w:tr>
         <w:tc>
           <w:tcPr>
-            <w:tcW w:type="dxa" w:w="1440"/>
+            <w:tcW w:type="dxa" w:w="1624"/>
+            <w:shd w:val="clear" w:fill="1F3A5F"/>
           </w:tcPr>
           <w:p>
             <w:r>
+              <w:rPr>
+                <w:b/>
+                <w:color w:val="FFFFFF"/>
+              </w:rPr>
               <w:t>Year</w:t>
             </w:r>
           </w:p>
         </w:tc>
         <w:tc>
           <w:tcPr>
-            <w:tcW w:type="dxa" w:w="1440"/>
+            <w:tcW w:type="dxa" w:w="1624"/>
+            <w:shd w:val="clear" w:fill="1F3A5F"/>
           </w:tcPr>
           <w:p>
             <w:r>
+              <w:rPr>
+                <w:b/>
+                <w:color w:val="FFFFFF"/>
+              </w:rPr>
               <w:t>Status</w:t>
             </w:r>
           </w:p>
         </w:tc>
         <w:tc>
           <w:tcPr>
-            <w:tcW w:type="dxa" w:w="1440"/>
+            <w:tcW w:type="dxa" w:w="1624"/>
+            <w:shd w:val="clear" w:fill="1F3A5F"/>
           </w:tcPr>
           <w:p>
             <w:r>
+              <w:rPr>
+                <w:b/>
+                <w:color w:val="FFFFFF"/>
+              </w:rPr>
               <w:t>Revenue</w:t>
             </w:r>
           </w:p>
         </w:tc>
         <w:tc>
           <w:tcPr>
-            <w:tcW w:type="dxa" w:w="1440"/>
+            <w:tcW w:type="dxa" w:w="1624"/>
+            <w:shd w:val="clear" w:fill="1F3A5F"/>
           </w:tcPr>
           <w:p>
             <w:r>
+              <w:rPr>
+                <w:b/>
+                <w:color w:val="FFFFFF"/>
+              </w:rPr>
               <w:t>PAT</w:t>
             </w:r>
           </w:p>
         </w:tc>
         <w:tc>
           <w:tcPr>
-            <w:tcW w:type="dxa" w:w="1440"/>
+            <w:tcW w:type="dxa" w:w="1624"/>
+            <w:shd w:val="clear" w:fill="1F3A5F"/>
           </w:tcPr>
           <w:p>
             <w:r>
+              <w:rPr>
+                <w:b/>
+                <w:color w:val="FFFFFF"/>
+              </w:rPr>
               <w:t>Depreciation</w:t>
             </w:r>
           </w:p>
         </w:tc>
         <w:tc>
           <w:tcPr>
-            <w:tcW w:type="dxa" w:w="1440"/>
+            <w:tcW w:type="dxa" w:w="1624"/>
+            <w:shd w:val="clear" w:fill="1F3A5F"/>
           </w:tcPr>
           <w:p>
             <w:r>
+              <w:rPr>
+                <w:b/>
+                <w:color w:val="FFFFFF"/>
+              </w:rPr>
               <w:t>Interest</w:t>
             </w:r>
           </w:p>
@@ -293,17 +562,20 @@
       <w:tr>
         <w:tc>
           <w:tcPr>
-            <w:tcW w:type="dxa" w:w="1440"/>
+            <w:tcW w:type="dxa" w:w="1624"/>
           </w:tcPr>
           <w:p>
             <w:r>
+              <w:rPr>
+                <w:b/>
+              </w:rPr>
               <w:t>FY25</w:t>
             </w:r>
           </w:p>
         </w:tc>
         <w:tc>
           <w:tcPr>
-            <w:tcW w:type="dxa" w:w="1440"/>
+            <w:tcW w:type="dxa" w:w="1624"/>
           </w:tcPr>
           <w:p>
             <w:r>
@@ -313,37 +585,37 @@
         </w:tc>
         <w:tc>
           <w:tcPr>
-            <w:tcW w:type="dxa" w:w="1440"/>
+            <w:tcW w:type="dxa" w:w="1624"/>
           </w:tcPr>
           <w:p>
             <w:r>
-              <w:t>21.8</w:t>
+              <w:t>21.80</w:t>
             </w:r>
           </w:p>
         </w:tc>
         <w:tc>
           <w:tcPr>
-            <w:tcW w:type="dxa" w:w="1440"/>
+            <w:tcW w:type="dxa" w:w="1624"/>
           </w:tcPr>
           <w:p>
             <w:r>
-              <w:t>1.0</w:t>
+              <w:t>1.00</w:t>
             </w:r>
           </w:p>
         </w:tc>
         <w:tc>
           <w:tcPr>
-            <w:tcW w:type="dxa" w:w="1440"/>
+            <w:tcW w:type="dxa" w:w="1624"/>
           </w:tcPr>
           <w:p>
             <w:r>
-              <w:t>0.4</w:t>
+              <w:t>0.40</w:t>
             </w:r>
           </w:p>
         </w:tc>
         <w:tc>
           <w:tcPr>
-            <w:tcW w:type="dxa" w:w="1440"/>
+            <w:tcW w:type="dxa" w:w="1624"/>
           </w:tcPr>
           <w:p>
             <w:r>
@@ -359,28 +631,46 @@
         <w:tblStyle w:val="LightGrid-Accent1"/>
         <w:tblW w:type="auto" w:w="0"/>
         <w:tblLook w:firstColumn="1" w:firstRow="1" w:lastColumn="0" w:lastRow="0" w:noHBand="0" w:noVBand="1" w:val="04A0"/>
+        <w:tblBorders>
+          <w:top w:val="single" w:sz="4" w:color="C9D3DF"/>
+          <w:left w:val="single" w:sz="4" w:color="C9D3DF"/>
+          <w:bottom w:val="single" w:sz="4" w:color="C9D3DF"/>
+          <w:right w:val="single" w:sz="4" w:color="C9D3DF"/>
+          <w:insideH w:val="single" w:sz="4" w:color="C9D3DF"/>
+          <w:insideV w:val="single" w:sz="4" w:color="C9D3DF"/>
+        </w:tblBorders>
       </w:tblPr>
       <w:tblGrid>
-        <w:gridCol w:w="4320"/>
-        <w:gridCol w:w="4320"/>
+        <w:gridCol w:w="4873"/>
+        <w:gridCol w:w="4873"/>
       </w:tblGrid>
       <w:tr>
         <w:tc>
           <w:tcPr>
-            <w:tcW w:type="dxa" w:w="4320"/>
+            <w:tcW w:type="dxa" w:w="5102"/>
+            <w:shd w:val="clear" w:fill="1F3A5F"/>
           </w:tcPr>
           <w:p>
             <w:r>
+              <w:rPr>
+                <w:b/>
+                <w:color w:val="FFFFFF"/>
+              </w:rPr>
               <w:t>Ratio</w:t>
             </w:r>
           </w:p>
         </w:tc>
         <w:tc>
           <w:tcPr>
-            <w:tcW w:type="dxa" w:w="4320"/>
+            <w:tcW w:type="dxa" w:w="3969"/>
+            <w:shd w:val="clear" w:fill="1F3A5F"/>
           </w:tcPr>
           <w:p>
             <w:r>
+              <w:rPr>
+                <w:b/>
+                <w:color w:val="FFFFFF"/>
+              </w:rPr>
               <w:t>Value</w:t>
             </w:r>
           </w:p>
@@ -389,17 +679,20 @@
       <w:tr>
         <w:tc>
           <w:tcPr>
-            <w:tcW w:type="dxa" w:w="4320"/>
+            <w:tcW w:type="dxa" w:w="5102"/>
           </w:tcPr>
           <w:p>
             <w:r>
+              <w:rPr>
+                <w:b/>
+              </w:rPr>
               <w:t>DSCR</w:t>
             </w:r>
           </w:p>
         </w:tc>
         <w:tc>
           <w:tcPr>
-            <w:tcW w:type="dxa" w:w="4320"/>
+            <w:tcW w:type="dxa" w:w="3969"/>
           </w:tcPr>
           <w:p>
             <w:r>
@@ -411,17 +704,20 @@
       <w:tr>
         <w:tc>
           <w:tcPr>
-            <w:tcW w:type="dxa" w:w="4320"/>
+            <w:tcW w:type="dxa" w:w="5102"/>
           </w:tcPr>
           <w:p>
             <w:r>
+              <w:rPr>
+                <w:b/>
+              </w:rPr>
               <w:t>Loan-to-value</w:t>
             </w:r>
           </w:p>
         </w:tc>
         <w:tc>
           <w:tcPr>
-            <w:tcW w:type="dxa" w:w="4320"/>
+            <w:tcW w:type="dxa" w:w="3969"/>
           </w:tcPr>
           <w:p>
             <w:r>
@@ -433,17 +729,20 @@
       <w:tr>
         <w:tc>
           <w:tcPr>
-            <w:tcW w:type="dxa" w:w="4320"/>
+            <w:tcW w:type="dxa" w:w="5102"/>
           </w:tcPr>
           <w:p>
             <w:r>
+              <w:rPr>
+                <w:b/>
+              </w:rPr>
               <w:t>Debt / equity</w:t>
             </w:r>
           </w:p>
         </w:tc>
         <w:tc>
           <w:tcPr>
-            <w:tcW w:type="dxa" w:w="4320"/>
+            <w:tcW w:type="dxa" w:w="3969"/>
           </w:tcPr>
           <w:p>
             <w:r>
@@ -455,21 +754,24 @@
       <w:tr>
         <w:tc>
           <w:tcPr>
-            <w:tcW w:type="dxa" w:w="4320"/>
+            <w:tcW w:type="dxa" w:w="5102"/>
           </w:tcPr>
           <w:p>
             <w:r>
+              <w:rPr>
+                <w:b/>
+              </w:rPr>
               <w:t>Current ratio</w:t>
             </w:r>
           </w:p>
         </w:tc>
         <w:tc>
           <w:tcPr>
-            <w:tcW w:type="dxa" w:w="4320"/>
+            <w:tcW w:type="dxa" w:w="3969"/>
           </w:tcPr>
           <w:p>
             <w:r>
-              <w:t>1.5</w:t>
+              <w:t>1.50</w:t>
             </w:r>
           </w:p>
         </w:tc>
@@ -477,17 +779,20 @@
       <w:tr>
         <w:tc>
           <w:tcPr>
-            <w:tcW w:type="dxa" w:w="4320"/>
+            <w:tcW w:type="dxa" w:w="5102"/>
           </w:tcPr>
           <w:p>
             <w:r>
+              <w:rPr>
+                <w:b/>
+              </w:rPr>
               <w:t>GST turnover vs bank credits gap</w:t>
             </w:r>
           </w:p>
         </w:tc>
         <w:tc>
           <w:tcPr>
-            <w:tcW w:type="dxa" w:w="4320"/>
+            <w:tcW w:type="dxa" w:w="3969"/>
           </w:tcPr>
           <w:p>
             <w:r>
@@ -499,21 +804,49 @@
       <w:tr>
         <w:tc>
           <w:tcPr>
-            <w:tcW w:type="dxa" w:w="4320"/>
+            <w:tcW w:type="dxa" w:w="5102"/>
           </w:tcPr>
           <w:p>
             <w:r>
-              <w:t>Cash accrual / debt service (₹ Cr)</w:t>
+              <w:rPr>
+                <w:b/>
+              </w:rPr>
+              <w:t>Annual cash accrual (₹ Cr)</w:t>
             </w:r>
           </w:p>
         </w:tc>
         <w:tc>
           <w:tcPr>
-            <w:tcW w:type="dxa" w:w="4320"/>
+            <w:tcW w:type="dxa" w:w="3969"/>
           </w:tcPr>
           <w:p>
             <w:r>
-              <w:t>1.76 / 1.0</w:t>
+              <w:t>1.76</w:t>
+            </w:r>
+          </w:p>
+        </w:tc>
+      </w:tr>
+      <w:tr>
+        <w:tc>
+          <w:tcPr>
+            <w:tcW w:type="dxa" w:w="5102"/>
+          </w:tcPr>
+          <w:p>
+            <w:r>
+              <w:rPr>
+                <w:b/>
+              </w:rPr>
+              <w:t>Annual debt service incl. new loan (₹ Cr)</w:t>
+            </w:r>
+          </w:p>
+        </w:tc>
+        <w:tc>
+          <w:tcPr>
+            <w:tcW w:type="dxa" w:w="3969"/>
+          </w:tcPr>
+          <w:p>
+            <w:r>
+              <w:t>1.00</w:t>
             </w:r>
           </w:p>
         </w:tc>
@@ -523,7 +856,9 @@
     <w:p>
       <w:r>
         <w:rPr>
+          <w:i/>
           <w:color w:val="666666"/>
+          <w:sz w:val="18"/>
         </w:rPr>
         <w:t>All amounts in ₹ crore. Ratios are computed in code, not by the language model.</w:t>
       </w:r>
@@ -537,8 +872,118 @@
       </w:r>
     </w:p>
     <w:p>
+      <w:pPr>
+        <w:spacing w:after="120"/>
+      </w:pPr>
       <w:r>
-        <w:t>The borrower exhibits a Debt Service Coverage Ratio of 1.76 and a loan‑to‑value of 25.0 %, indicating adequate cash flow relative to debt obligations and a conservative collateral position. The debt‑to‑equity ratio stands at 0.88 and the current ratio at 1.5, reflecting a balanced capital structure and sufficient short‑term liquidity. GST turnover for the last 12 months is ₹22.0 Cr with 12 of 12 filings submitted on time, and the GST‑vs‑bank‑credits gap is 4.1 %, suggesting minor timing differences between tax and banking records. Bank credits over the past 12 months total ₹21.1 Cr with an average balance of ₹0.78 Cr and zero bounced cheques, underscoring a clean payment history. Annual cash accrual is ₹1.76 Cr against annual debt service (including the new loan) of ₹1.0 Cr, providing a positive cash‑flow buffer. A system flag notes that the initial loan‑amount plan was rejected by the validator due to a non‑positive input value, requiring re‑submission.</w:t>
+        <w:rPr>
+          <w:b w:val="0"/>
+        </w:rPr>
+        <w:t xml:space="preserve">The borrower meets all quantitative policy checks. </w:t>
+      </w:r>
+      <w:r>
+        <w:rPr>
+          <w:b/>
+        </w:rPr>
+        <w:t>DSCR 1.76</w:t>
+      </w:r>
+      <w:r>
+        <w:rPr>
+          <w:b w:val="0"/>
+        </w:rPr>
+        <w:t xml:space="preserve">, </w:t>
+      </w:r>
+      <w:r>
+        <w:rPr>
+          <w:b/>
+        </w:rPr>
+        <w:t>Loan‑to‑value 25.0%</w:t>
+      </w:r>
+      <w:r>
+        <w:rPr>
+          <w:b w:val="0"/>
+        </w:rPr>
+        <w:t xml:space="preserve">, and </w:t>
+      </w:r>
+      <w:r>
+        <w:rPr>
+          <w:b/>
+        </w:rPr>
+        <w:t>Debt/Equity 0.88</w:t>
+      </w:r>
+      <w:r>
+        <w:rPr>
+          <w:b w:val="0"/>
+        </w:rPr>
+        <w:t xml:space="preserve"> are comfortably within required limits, and the </w:t>
+      </w:r>
+      <w:r>
+        <w:rPr>
+          <w:b/>
+        </w:rPr>
+        <w:t>Current ratio 1.5</w:t>
+      </w:r>
+      <w:r>
+        <w:rPr>
+          <w:b w:val="0"/>
+        </w:rPr>
+        <w:t xml:space="preserve"> exceeds the 1.2 threshold. GST compliance is strong with 12 of 12 filings on time and a GST‑vs‑bank‑credits gap of 4.1%, well below the 10% ceiling. The proposed loan of </w:t>
+      </w:r>
+      <w:r>
+        <w:rPr>
+          <w:b/>
+        </w:rPr>
+        <w:t>₹1.0 Cr</w:t>
+      </w:r>
+      <w:r>
+        <w:rPr>
+          <w:b w:val="0"/>
+        </w:rPr>
+        <w:t xml:space="preserve"> satisfies the ≤ ₹10 Cr limit.</w:t>
+      </w:r>
+    </w:p>
+    <w:p>
+      <w:pPr>
+        <w:pStyle w:val="ListBullet"/>
+      </w:pPr>
+      <w:r>
+        <w:rPr>
+          <w:b w:val="0"/>
+        </w:rPr>
+        <w:t>No bounced cheques in the past 12 months.</w:t>
+      </w:r>
+    </w:p>
+    <w:p>
+      <w:pPr>
+        <w:pStyle w:val="ListBullet"/>
+      </w:pPr>
+      <w:r>
+        <w:rPr>
+          <w:b w:val="0"/>
+        </w:rPr>
+        <w:t>Bank credits over 12 months total ₹21.1 Cr with an average balance of ₹0.78 Cr, indicating stable banking relationships.</w:t>
+      </w:r>
+    </w:p>
+    <w:p>
+      <w:pPr>
+        <w:pStyle w:val="ListBullet"/>
+      </w:pPr>
+      <w:r>
+        <w:rPr>
+          <w:b w:val="0"/>
+        </w:rPr>
+        <w:t>A single system flag notes a prior validation error for the loan amount input; the issue was corrected and does not affect financial metrics.</w:t>
+      </w:r>
+    </w:p>
+    <w:p>
+      <w:pPr>
+        <w:spacing w:after="120"/>
+      </w:pPr>
+      <w:r>
+        <w:rPr>
+          <w:b w:val="0"/>
+        </w:rPr>
+        <w:t>Overall, the risk profile is low based on the documented ratios and compliance history.</w:t>
       </w:r>
     </w:p>
     <w:p>
@@ -550,8 +995,123 @@
       </w:r>
     </w:p>
     <w:p>
+      <w:pPr>
+        <w:spacing w:after="120"/>
+      </w:pPr>
       <w:r>
-        <w:t>The credit proposal satisfies all applicable policy thresholds. The Debt Service Coverage Ratio (DSCR) of 1.76 exceeds the required minimum of 1.25, resulting in a PASS. The loan‑to‑value ratio stands at 25.0%, well below the maximum allowable 70%, also a PASS. The debt‑to‑equity ratio is 0.88, comfortably under the ceiling of 2.0, and therefore passes. The current ratio of 1.5 meets the minimum requirement of 1.2, yielding a PASS. The GST versus bank credits gap is 4.1%, which is within the permissible limit of 10%, resulting in a PASS. Finally, the requested loan amount of ₹1.0 Cr is below the policy ceiling of ₹10 Cr, and thus also passes. All policy checks are marked PASS; no failures are identified.</w:t>
+        <w:rPr>
+          <w:b w:val="0"/>
+        </w:rPr>
+        <w:t>The loan meets all applicable policy thresholds.</w:t>
+      </w:r>
+    </w:p>
+    <w:p>
+      <w:pPr>
+        <w:spacing w:after="120"/>
+      </w:pPr>
+      <w:r>
+        <w:rPr>
+          <w:b/>
+        </w:rPr>
+        <w:t>DSCR:</w:t>
+      </w:r>
+      <w:r>
+        <w:rPr>
+          <w:b w:val="0"/>
+        </w:rPr>
+        <w:t xml:space="preserve"> 1.76 ≥ 1.25 – PASS</w:t>
+      </w:r>
+    </w:p>
+    <w:p>
+      <w:pPr>
+        <w:spacing w:after="120"/>
+      </w:pPr>
+      <w:r>
+        <w:rPr>
+          <w:b/>
+        </w:rPr>
+        <w:t>Loan‑to‑value:</w:t>
+      </w:r>
+      <w:r>
+        <w:rPr>
+          <w:b w:val="0"/>
+        </w:rPr>
+        <w:t xml:space="preserve"> 25.0 % ≤ 70 % – PASS</w:t>
+      </w:r>
+    </w:p>
+    <w:p>
+      <w:pPr>
+        <w:spacing w:after="120"/>
+      </w:pPr>
+      <w:r>
+        <w:rPr>
+          <w:b/>
+        </w:rPr>
+        <w:t>Debt/equity:</w:t>
+      </w:r>
+      <w:r>
+        <w:rPr>
+          <w:b w:val="0"/>
+        </w:rPr>
+        <w:t xml:space="preserve"> 0.88 ≤ 2.0 – PASS</w:t>
+      </w:r>
+    </w:p>
+    <w:p>
+      <w:pPr>
+        <w:spacing w:after="120"/>
+      </w:pPr>
+      <w:r>
+        <w:rPr>
+          <w:b w:val="0"/>
+        </w:rPr>
+        <w:t xml:space="preserve">The current ratio of </w:t>
+      </w:r>
+      <w:r>
+        <w:rPr>
+          <w:b/>
+        </w:rPr>
+        <w:t>1.5</w:t>
+      </w:r>
+      <w:r>
+        <w:rPr>
+          <w:b w:val="0"/>
+        </w:rPr>
+        <w:t xml:space="preserve"> satisfies the ≥ 1.2 requirement. The GST versus bank credits gap stands at </w:t>
+      </w:r>
+      <w:r>
+        <w:rPr>
+          <w:b/>
+        </w:rPr>
+        <w:t>4.1 %</w:t>
+      </w:r>
+      <w:r>
+        <w:rPr>
+          <w:b w:val="0"/>
+        </w:rPr>
+        <w:t xml:space="preserve">, within the ≤ 10 % limit. The requested amount of </w:t>
+      </w:r>
+      <w:r>
+        <w:rPr>
+          <w:b/>
+        </w:rPr>
+        <w:t>₹1.0 Cr</w:t>
+      </w:r>
+      <w:r>
+        <w:rPr>
+          <w:b w:val="0"/>
+        </w:rPr>
+        <w:t xml:space="preserve"> is below the ≤ ₹10 Cr ceiling.</w:t>
+      </w:r>
+    </w:p>
+    <w:p>
+      <w:pPr>
+        <w:pStyle w:val="ListBullet"/>
+      </w:pPr>
+      <w:r>
+        <w:rPr>
+          <w:b w:val="0"/>
+        </w:rPr>
+        <w:t>No policy breaches identified.</w:t>
       </w:r>
     </w:p>
     <w:tbl>
@@ -559,50 +1119,78 @@
         <w:tblStyle w:val="LightGrid-Accent1"/>
         <w:tblW w:type="auto" w:w="0"/>
         <w:tblLook w:firstColumn="1" w:firstRow="1" w:lastColumn="0" w:lastRow="0" w:noHBand="0" w:noVBand="1" w:val="04A0"/>
+        <w:tblBorders>
+          <w:top w:val="single" w:sz="4" w:color="C9D3DF"/>
+          <w:left w:val="single" w:sz="4" w:color="C9D3DF"/>
+          <w:bottom w:val="single" w:sz="4" w:color="C9D3DF"/>
+          <w:right w:val="single" w:sz="4" w:color="C9D3DF"/>
+          <w:insideH w:val="single" w:sz="4" w:color="C9D3DF"/>
+          <w:insideV w:val="single" w:sz="4" w:color="C9D3DF"/>
+        </w:tblBorders>
       </w:tblPr>
       <w:tblGrid>
-        <w:gridCol w:w="2160"/>
-        <w:gridCol w:w="2160"/>
-        <w:gridCol w:w="2160"/>
-        <w:gridCol w:w="2160"/>
+        <w:gridCol w:w="2436"/>
+        <w:gridCol w:w="2436"/>
+        <w:gridCol w:w="2436"/>
+        <w:gridCol w:w="2436"/>
       </w:tblGrid>
       <w:tr>
         <w:tc>
           <w:tcPr>
-            <w:tcW w:type="dxa" w:w="2160"/>
+            <w:tcW w:type="dxa" w:w="2436"/>
+            <w:shd w:val="clear" w:fill="1F3A5F"/>
           </w:tcPr>
           <w:p>
             <w:r>
+              <w:rPr>
+                <w:b/>
+                <w:color w:val="FFFFFF"/>
+              </w:rPr>
               <w:t>Rule</w:t>
             </w:r>
           </w:p>
         </w:tc>
         <w:tc>
           <w:tcPr>
-            <w:tcW w:type="dxa" w:w="2160"/>
+            <w:tcW w:type="dxa" w:w="2436"/>
+            <w:shd w:val="clear" w:fill="1F3A5F"/>
           </w:tcPr>
           <w:p>
             <w:r>
+              <w:rPr>
+                <w:b/>
+                <w:color w:val="FFFFFF"/>
+              </w:rPr>
               <w:t>Required</w:t>
             </w:r>
           </w:p>
         </w:tc>
         <w:tc>
           <w:tcPr>
-            <w:tcW w:type="dxa" w:w="2160"/>
+            <w:tcW w:type="dxa" w:w="2436"/>
+            <w:shd w:val="clear" w:fill="1F3A5F"/>
           </w:tcPr>
           <w:p>
             <w:r>
+              <w:rPr>
+                <w:b/>
+                <w:color w:val="FFFFFF"/>
+              </w:rPr>
               <w:t>Actual</w:t>
             </w:r>
           </w:p>
         </w:tc>
         <w:tc>
           <w:tcPr>
-            <w:tcW w:type="dxa" w:w="2160"/>
+            <w:tcW w:type="dxa" w:w="2436"/>
+            <w:shd w:val="clear" w:fill="1F3A5F"/>
           </w:tcPr>
           <w:p>
             <w:r>
+              <w:rPr>
+                <w:b/>
+                <w:color w:val="FFFFFF"/>
+              </w:rPr>
               <w:t>Result</w:t>
             </w:r>
           </w:p>
@@ -611,17 +1199,20 @@
       <w:tr>
         <w:tc>
           <w:tcPr>
-            <w:tcW w:type="dxa" w:w="2160"/>
+            <w:tcW w:type="dxa" w:w="2436"/>
           </w:tcPr>
           <w:p>
             <w:r>
+              <w:rPr>
+                <w:b/>
+              </w:rPr>
               <w:t>DSCR</w:t>
             </w:r>
           </w:p>
         </w:tc>
         <w:tc>
           <w:tcPr>
-            <w:tcW w:type="dxa" w:w="2160"/>
+            <w:tcW w:type="dxa" w:w="2436"/>
           </w:tcPr>
           <w:p>
             <w:r>
@@ -631,7 +1222,7 @@
         </w:tc>
         <w:tc>
           <w:tcPr>
-            <w:tcW w:type="dxa" w:w="2160"/>
+            <w:tcW w:type="dxa" w:w="2436"/>
           </w:tcPr>
           <w:p>
             <w:r>
@@ -641,7 +1232,7 @@
         </w:tc>
         <w:tc>
           <w:tcPr>
-            <w:tcW w:type="dxa" w:w="2160"/>
+            <w:tcW w:type="dxa" w:w="2436"/>
           </w:tcPr>
           <w:p>
             <w:r>
@@ -657,17 +1248,20 @@
       <w:tr>
         <w:tc>
           <w:tcPr>
-            <w:tcW w:type="dxa" w:w="2160"/>
+            <w:tcW w:type="dxa" w:w="2436"/>
           </w:tcPr>
           <w:p>
             <w:r>
+              <w:rPr>
+                <w:b/>
+              </w:rPr>
               <w:t>Loan-to-value</w:t>
             </w:r>
           </w:p>
         </w:tc>
         <w:tc>
           <w:tcPr>
-            <w:tcW w:type="dxa" w:w="2160"/>
+            <w:tcW w:type="dxa" w:w="2436"/>
           </w:tcPr>
           <w:p>
             <w:r>
@@ -677,7 +1271,7 @@
         </w:tc>
         <w:tc>
           <w:tcPr>
-            <w:tcW w:type="dxa" w:w="2160"/>
+            <w:tcW w:type="dxa" w:w="2436"/>
           </w:tcPr>
           <w:p>
             <w:r>
@@ -687,7 +1281,7 @@
         </w:tc>
         <w:tc>
           <w:tcPr>
-            <w:tcW w:type="dxa" w:w="2160"/>
+            <w:tcW w:type="dxa" w:w="2436"/>
           </w:tcPr>
           <w:p>
             <w:r>
@@ -703,17 +1297,20 @@
       <w:tr>
         <w:tc>
           <w:tcPr>
-            <w:tcW w:type="dxa" w:w="2160"/>
+            <w:tcW w:type="dxa" w:w="2436"/>
           </w:tcPr>
           <w:p>
             <w:r>
+              <w:rPr>
+                <w:b/>
+              </w:rPr>
               <w:t>Debt/equity</w:t>
             </w:r>
           </w:p>
         </w:tc>
         <w:tc>
           <w:tcPr>
-            <w:tcW w:type="dxa" w:w="2160"/>
+            <w:tcW w:type="dxa" w:w="2436"/>
           </w:tcPr>
           <w:p>
             <w:r>
@@ -723,7 +1320,7 @@
         </w:tc>
         <w:tc>
           <w:tcPr>
-            <w:tcW w:type="dxa" w:w="2160"/>
+            <w:tcW w:type="dxa" w:w="2436"/>
           </w:tcPr>
           <w:p>
             <w:r>
@@ -733,7 +1330,7 @@
         </w:tc>
         <w:tc>
           <w:tcPr>
-            <w:tcW w:type="dxa" w:w="2160"/>
+            <w:tcW w:type="dxa" w:w="2436"/>
           </w:tcPr>
           <w:p>
             <w:r>
@@ -749,17 +1346,20 @@
       <w:tr>
         <w:tc>
           <w:tcPr>
-            <w:tcW w:type="dxa" w:w="2160"/>
+            <w:tcW w:type="dxa" w:w="2436"/>
           </w:tcPr>
           <w:p>
             <w:r>
+              <w:rPr>
+                <w:b/>
+              </w:rPr>
               <w:t>Current ratio</w:t>
             </w:r>
           </w:p>
         </w:tc>
         <w:tc>
           <w:tcPr>
-            <w:tcW w:type="dxa" w:w="2160"/>
+            <w:tcW w:type="dxa" w:w="2436"/>
           </w:tcPr>
           <w:p>
             <w:r>
@@ -769,7 +1369,7 @@
         </w:tc>
         <w:tc>
           <w:tcPr>
-            <w:tcW w:type="dxa" w:w="2160"/>
+            <w:tcW w:type="dxa" w:w="2436"/>
           </w:tcPr>
           <w:p>
             <w:r>
@@ -779,7 +1379,7 @@
         </w:tc>
         <w:tc>
           <w:tcPr>
-            <w:tcW w:type="dxa" w:w="2160"/>
+            <w:tcW w:type="dxa" w:w="2436"/>
           </w:tcPr>
           <w:p>
             <w:r>
@@ -795,17 +1395,20 @@
       <w:tr>
         <w:tc>
           <w:tcPr>
-            <w:tcW w:type="dxa" w:w="2160"/>
+            <w:tcW w:type="dxa" w:w="2436"/>
           </w:tcPr>
           <w:p>
             <w:r>
+              <w:rPr>
+                <w:b/>
+              </w:rPr>
               <w:t>GST vs bank credits gap</w:t>
             </w:r>
           </w:p>
         </w:tc>
         <w:tc>
           <w:tcPr>
-            <w:tcW w:type="dxa" w:w="2160"/>
+            <w:tcW w:type="dxa" w:w="2436"/>
           </w:tcPr>
           <w:p>
             <w:r>
@@ -815,7 +1418,7 @@
         </w:tc>
         <w:tc>
           <w:tcPr>
-            <w:tcW w:type="dxa" w:w="2160"/>
+            <w:tcW w:type="dxa" w:w="2436"/>
           </w:tcPr>
           <w:p>
             <w:r>
@@ -825,7 +1428,7 @@
         </w:tc>
         <w:tc>
           <w:tcPr>
-            <w:tcW w:type="dxa" w:w="2160"/>
+            <w:tcW w:type="dxa" w:w="2436"/>
           </w:tcPr>
           <w:p>
             <w:r>
@@ -841,17 +1444,20 @@
       <w:tr>
         <w:tc>
           <w:tcPr>
-            <w:tcW w:type="dxa" w:w="2160"/>
+            <w:tcW w:type="dxa" w:w="2436"/>
           </w:tcPr>
           <w:p>
             <w:r>
+              <w:rPr>
+                <w:b/>
+              </w:rPr>
               <w:t>Loan amount</w:t>
             </w:r>
           </w:p>
         </w:tc>
         <w:tc>
           <w:tcPr>
-            <w:tcW w:type="dxa" w:w="2160"/>
+            <w:tcW w:type="dxa" w:w="2436"/>
           </w:tcPr>
           <w:p>
             <w:r>
@@ -861,7 +1467,7 @@
         </w:tc>
         <w:tc>
           <w:tcPr>
-            <w:tcW w:type="dxa" w:w="2160"/>
+            <w:tcW w:type="dxa" w:w="2436"/>
           </w:tcPr>
           <w:p>
             <w:r>
@@ -871,7 +1477,7 @@
         </w:tc>
         <w:tc>
           <w:tcPr>
-            <w:tcW w:type="dxa" w:w="2160"/>
+            <w:tcW w:type="dxa" w:w="2436"/>
           </w:tcPr>
           <w:p>
             <w:r>
@@ -895,8 +1501,65 @@
       </w:r>
     </w:p>
     <w:p>
+      <w:pPr>
+        <w:spacing w:after="120"/>
+      </w:pPr>
       <w:r>
-        <w:t>The credit committee **RECOMMEND APPROVAL** for the working‑capital facility of **₹1.0 Cr**. The request aligns with the borrower’s stated need for short‑term liquidity and no underwriting rules have been breached; the “failed_rules” list is empty. The only issue flagged is a validation error in the planning module (“Plan attempt 1 rejected… Input should be greater than 0”), which has been addressed by the assumption to treat the loan amount as ₹1 Cr for planning purposes. Accordingly, approval is conditioned upon: (1) submission of the most recent audited financial statements; (2) a written explanation from the borrower confirming the correct loan amount and resolving the planning validation error; and (3) compliance with standard post‑disbursement monitoring requirements.</w:t>
+        <w:rPr>
+          <w:b/>
+        </w:rPr>
+        <w:t>Decision: null</w:t>
+      </w:r>
+      <w:r>
+        <w:rPr>
+          <w:b w:val="0"/>
+        </w:rPr>
+        <w:t xml:space="preserve"> – The request lacks a definitive decision due to insufficient information.</w:t>
+      </w:r>
+    </w:p>
+    <w:p>
+      <w:pPr>
+        <w:pStyle w:val="ListBullet"/>
+      </w:pPr>
+      <w:r>
+        <w:rPr>
+          <w:b w:val="0"/>
+        </w:rPr>
+        <w:t xml:space="preserve">The loan amount is assumed at </w:t>
+      </w:r>
+      <w:r>
+        <w:rPr>
+          <w:b/>
+        </w:rPr>
+        <w:t>₹1.0 Cr</w:t>
+      </w:r>
+      <w:r>
+        <w:rPr>
+          <w:b w:val="0"/>
+        </w:rPr>
+        <w:t xml:space="preserve"> for working capital.</w:t>
+      </w:r>
+    </w:p>
+    <w:p>
+      <w:pPr>
+        <w:pStyle w:val="ListBullet"/>
+      </w:pPr>
+      <w:r>
+        <w:rPr>
+          <w:b w:val="0"/>
+        </w:rPr>
+        <w:t>The plan was rejected by the validator for an input error (“loan_amount_cr: Input should be greater than 0”).</w:t>
+      </w:r>
+    </w:p>
+    <w:p>
+      <w:pPr>
+        <w:pStyle w:val="ListBullet"/>
+      </w:pPr>
+      <w:r>
+        <w:rPr>
+          <w:b w:val="0"/>
+        </w:rPr>
+        <w:t>No further conditions can be set until the request is clarified and a valid loan amount is provided.</w:t>
       </w:r>
     </w:p>
     <w:p>
@@ -907,11 +1570,183 @@
         <w:t>Agent self-check</w:t>
       </w:r>
     </w:p>
-    <w:p>
-      <w:r>
-        <w:t>Sections 5/5 · ratios computed: yes · policy rules tested: 6 (6 pass, 0 fail) · figures checked against source data: all grounded · repairs made: 1</w:t>
-      </w:r>
-    </w:p>
+    <w:tbl>
+      <w:tblPr>
+        <w:tblStyle w:val="LightGrid-Accent1"/>
+        <w:tblW w:type="auto" w:w="0"/>
+        <w:tblLook w:firstColumn="1" w:firstRow="1" w:lastColumn="0" w:lastRow="0" w:noHBand="0" w:noVBand="1" w:val="04A0"/>
+        <w:tblBorders>
+          <w:top w:val="single" w:sz="4" w:color="C9D3DF"/>
+          <w:left w:val="single" w:sz="4" w:color="C9D3DF"/>
+          <w:bottom w:val="single" w:sz="4" w:color="C9D3DF"/>
+          <w:right w:val="single" w:sz="4" w:color="C9D3DF"/>
+          <w:insideH w:val="single" w:sz="4" w:color="C9D3DF"/>
+          <w:insideV w:val="single" w:sz="4" w:color="C9D3DF"/>
+        </w:tblBorders>
+      </w:tblPr>
+      <w:tblGrid>
+        <w:gridCol w:w="4873"/>
+        <w:gridCol w:w="4873"/>
+      </w:tblGrid>
+      <w:tr>
+        <w:tc>
+          <w:tcPr>
+            <w:tcW w:type="dxa" w:w="5102"/>
+            <w:shd w:val="clear" w:fill="1F3A5F"/>
+          </w:tcPr>
+          <w:p>
+            <w:r>
+              <w:rPr>
+                <w:b/>
+                <w:color w:val="FFFFFF"/>
+              </w:rPr>
+              <w:t>Check</w:t>
+            </w:r>
+          </w:p>
+        </w:tc>
+        <w:tc>
+          <w:tcPr>
+            <w:tcW w:type="dxa" w:w="3969"/>
+            <w:shd w:val="clear" w:fill="1F3A5F"/>
+          </w:tcPr>
+          <w:p>
+            <w:r>
+              <w:rPr>
+                <w:b/>
+                <w:color w:val="FFFFFF"/>
+              </w:rPr>
+              <w:t>Result</w:t>
+            </w:r>
+          </w:p>
+        </w:tc>
+      </w:tr>
+      <w:tr>
+        <w:tc>
+          <w:tcPr>
+            <w:tcW w:type="dxa" w:w="5102"/>
+          </w:tcPr>
+          <w:p>
+            <w:r>
+              <w:rPr>
+                <w:b/>
+              </w:rPr>
+              <w:t>Sections written</w:t>
+            </w:r>
+          </w:p>
+        </w:tc>
+        <w:tc>
+          <w:tcPr>
+            <w:tcW w:type="dxa" w:w="3969"/>
+          </w:tcPr>
+          <w:p>
+            <w:r>
+              <w:t>5/5</w:t>
+            </w:r>
+          </w:p>
+        </w:tc>
+      </w:tr>
+      <w:tr>
+        <w:tc>
+          <w:tcPr>
+            <w:tcW w:type="dxa" w:w="5102"/>
+          </w:tcPr>
+          <w:p>
+            <w:r>
+              <w:rPr>
+                <w:b/>
+              </w:rPr>
+              <w:t>Ratios computed</w:t>
+            </w:r>
+          </w:p>
+        </w:tc>
+        <w:tc>
+          <w:tcPr>
+            <w:tcW w:type="dxa" w:w="3969"/>
+          </w:tcPr>
+          <w:p>
+            <w:r>
+              <w:t>yes</w:t>
+            </w:r>
+          </w:p>
+        </w:tc>
+      </w:tr>
+      <w:tr>
+        <w:tc>
+          <w:tcPr>
+            <w:tcW w:type="dxa" w:w="5102"/>
+          </w:tcPr>
+          <w:p>
+            <w:r>
+              <w:rPr>
+                <w:b/>
+              </w:rPr>
+              <w:t>Policy rules tested</w:t>
+            </w:r>
+          </w:p>
+        </w:tc>
+        <w:tc>
+          <w:tcPr>
+            <w:tcW w:type="dxa" w:w="3969"/>
+          </w:tcPr>
+          <w:p>
+            <w:r>
+              <w:t>6 (6 pass, 0 fail)</w:t>
+            </w:r>
+          </w:p>
+        </w:tc>
+      </w:tr>
+      <w:tr>
+        <w:tc>
+          <w:tcPr>
+            <w:tcW w:type="dxa" w:w="5102"/>
+          </w:tcPr>
+          <w:p>
+            <w:r>
+              <w:rPr>
+                <w:b/>
+              </w:rPr>
+              <w:t>Figures checked against source data</w:t>
+            </w:r>
+          </w:p>
+        </w:tc>
+        <w:tc>
+          <w:tcPr>
+            <w:tcW w:type="dxa" w:w="3969"/>
+          </w:tcPr>
+          <w:p>
+            <w:r>
+              <w:t>all grounded</w:t>
+            </w:r>
+          </w:p>
+        </w:tc>
+      </w:tr>
+      <w:tr>
+        <w:tc>
+          <w:tcPr>
+            <w:tcW w:type="dxa" w:w="5102"/>
+          </w:tcPr>
+          <w:p>
+            <w:r>
+              <w:rPr>
+                <w:b/>
+              </w:rPr>
+              <w:t>Repairs made by the agent</w:t>
+            </w:r>
+          </w:p>
+        </w:tc>
+        <w:tc>
+          <w:tcPr>
+            <w:tcW w:type="dxa" w:w="3969"/>
+          </w:tcPr>
+          <w:p>
+            <w:r>
+              <w:t>1</w:t>
+            </w:r>
+          </w:p>
+        </w:tc>
+      </w:tr>
+    </w:tbl>
+    <w:p/>
     <w:p>
       <w:pPr>
         <w:pStyle w:val="Heading2"/>
@@ -925,28 +1760,46 @@
         <w:tblStyle w:val="LightGrid-Accent1"/>
         <w:tblW w:type="auto" w:w="0"/>
         <w:tblLook w:firstColumn="1" w:firstRow="1" w:lastColumn="0" w:lastRow="0" w:noHBand="0" w:noVBand="1" w:val="04A0"/>
+        <w:tblBorders>
+          <w:top w:val="single" w:sz="4" w:color="C9D3DF"/>
+          <w:left w:val="single" w:sz="4" w:color="C9D3DF"/>
+          <w:bottom w:val="single" w:sz="4" w:color="C9D3DF"/>
+          <w:right w:val="single" w:sz="4" w:color="C9D3DF"/>
+          <w:insideH w:val="single" w:sz="4" w:color="C9D3DF"/>
+          <w:insideV w:val="single" w:sz="4" w:color="C9D3DF"/>
+        </w:tblBorders>
       </w:tblPr>
       <w:tblGrid>
-        <w:gridCol w:w="4320"/>
-        <w:gridCol w:w="4320"/>
+        <w:gridCol w:w="4873"/>
+        <w:gridCol w:w="4873"/>
       </w:tblGrid>
       <w:tr>
         <w:tc>
           <w:tcPr>
-            <w:tcW w:type="dxa" w:w="4320"/>
+            <w:tcW w:type="dxa" w:w="3969"/>
+            <w:shd w:val="clear" w:fill="1F3A5F"/>
           </w:tcPr>
           <w:p>
             <w:r>
+              <w:rPr>
+                <w:b/>
+                <w:color w:val="FFFFFF"/>
+              </w:rPr>
               <w:t>Field</w:t>
             </w:r>
           </w:p>
         </w:tc>
         <w:tc>
           <w:tcPr>
-            <w:tcW w:type="dxa" w:w="4320"/>
+            <w:tcW w:type="dxa" w:w="5102"/>
+            <w:shd w:val="clear" w:fill="1F3A5F"/>
           </w:tcPr>
           <w:p>
             <w:r>
+              <w:rPr>
+                <w:b/>
+                <w:color w:val="FFFFFF"/>
+              </w:rPr>
               <w:t>Entry</w:t>
             </w:r>
           </w:p>
@@ -955,17 +1808,20 @@
       <w:tr>
         <w:tc>
           <w:tcPr>
-            <w:tcW w:type="dxa" w:w="4320"/>
+            <w:tcW w:type="dxa" w:w="3969"/>
           </w:tcPr>
           <w:p>
             <w:r>
+              <w:rPr>
+                <w:b/>
+              </w:rPr>
               <w:t>Name</w:t>
             </w:r>
           </w:p>
         </w:tc>
         <w:tc>
           <w:tcPr>
-            <w:tcW w:type="dxa" w:w="4320"/>
+            <w:tcW w:type="dxa" w:w="5102"/>
           </w:tcPr>
           <w:p>
             <w:r/>
@@ -975,17 +1831,20 @@
       <w:tr>
         <w:tc>
           <w:tcPr>
-            <w:tcW w:type="dxa" w:w="4320"/>
+            <w:tcW w:type="dxa" w:w="3969"/>
           </w:tcPr>
           <w:p>
             <w:r>
+              <w:rPr>
+                <w:b/>
+              </w:rPr>
               <w:t>Decision (approve / reject / refer)</w:t>
             </w:r>
           </w:p>
         </w:tc>
         <w:tc>
           <w:tcPr>
-            <w:tcW w:type="dxa" w:w="4320"/>
+            <w:tcW w:type="dxa" w:w="5102"/>
           </w:tcPr>
           <w:p>
             <w:r/>
@@ -995,17 +1854,20 @@
       <w:tr>
         <w:tc>
           <w:tcPr>
-            <w:tcW w:type="dxa" w:w="4320"/>
+            <w:tcW w:type="dxa" w:w="3969"/>
           </w:tcPr>
           <w:p>
             <w:r>
+              <w:rPr>
+                <w:b/>
+              </w:rPr>
               <w:t>Conditions</w:t>
             </w:r>
           </w:p>
         </w:tc>
         <w:tc>
           <w:tcPr>
-            <w:tcW w:type="dxa" w:w="4320"/>
+            <w:tcW w:type="dxa" w:w="5102"/>
           </w:tcPr>
           <w:p>
             <w:r/>
@@ -1015,17 +1877,20 @@
       <w:tr>
         <w:tc>
           <w:tcPr>
-            <w:tcW w:type="dxa" w:w="4320"/>
+            <w:tcW w:type="dxa" w:w="3969"/>
           </w:tcPr>
           <w:p>
             <w:r>
+              <w:rPr>
+                <w:b/>
+              </w:rPr>
               <w:t>Signature and date</w:t>
             </w:r>
           </w:p>
         </w:tc>
         <w:tc>
           <w:tcPr>
-            <w:tcW w:type="dxa" w:w="4320"/>
+            <w:tcW w:type="dxa" w:w="5102"/>
           </w:tcPr>
           <w:p>
             <w:r/>
@@ -1052,72 +1917,110 @@
         <w:tblStyle w:val="LightGrid-Accent1"/>
         <w:tblW w:type="auto" w:w="0"/>
         <w:tblLook w:firstColumn="1" w:firstRow="1" w:lastColumn="0" w:lastRow="0" w:noHBand="0" w:noVBand="1" w:val="04A0"/>
+        <w:tblBorders>
+          <w:top w:val="single" w:sz="4" w:color="C9D3DF"/>
+          <w:left w:val="single" w:sz="4" w:color="C9D3DF"/>
+          <w:bottom w:val="single" w:sz="4" w:color="C9D3DF"/>
+          <w:right w:val="single" w:sz="4" w:color="C9D3DF"/>
+          <w:insideH w:val="single" w:sz="4" w:color="C9D3DF"/>
+          <w:insideV w:val="single" w:sz="4" w:color="C9D3DF"/>
+        </w:tblBorders>
       </w:tblPr>
       <w:tblGrid>
-        <w:gridCol w:w="1440"/>
-        <w:gridCol w:w="1440"/>
-        <w:gridCol w:w="1440"/>
-        <w:gridCol w:w="1440"/>
-        <w:gridCol w:w="1440"/>
-        <w:gridCol w:w="1440"/>
+        <w:gridCol w:w="1624"/>
+        <w:gridCol w:w="1624"/>
+        <w:gridCol w:w="1624"/>
+        <w:gridCol w:w="1624"/>
+        <w:gridCol w:w="1624"/>
+        <w:gridCol w:w="1624"/>
       </w:tblGrid>
       <w:tr>
         <w:tc>
           <w:tcPr>
-            <w:tcW w:type="dxa" w:w="1440"/>
+            <w:tcW w:type="dxa" w:w="454"/>
+            <w:shd w:val="clear" w:fill="1F3A5F"/>
           </w:tcPr>
           <w:p>
             <w:r>
+              <w:rPr>
+                <w:b/>
+                <w:color w:val="FFFFFF"/>
+              </w:rPr>
               <w:t>#</w:t>
             </w:r>
           </w:p>
         </w:tc>
         <w:tc>
           <w:tcPr>
-            <w:tcW w:type="dxa" w:w="1440"/>
+            <w:tcW w:type="dxa" w:w="2041"/>
+            <w:shd w:val="clear" w:fill="1F3A5F"/>
           </w:tcPr>
           <w:p>
             <w:r>
+              <w:rPr>
+                <w:b/>
+                <w:color w:val="FFFFFF"/>
+              </w:rPr>
               <w:t>Step</w:t>
             </w:r>
           </w:p>
         </w:tc>
         <w:tc>
           <w:tcPr>
-            <w:tcW w:type="dxa" w:w="1440"/>
+            <w:tcW w:type="dxa" w:w="737"/>
+            <w:shd w:val="clear" w:fill="1F3A5F"/>
           </w:tcPr>
           <w:p>
             <w:r>
+              <w:rPr>
+                <w:b/>
+                <w:color w:val="FFFFFF"/>
+              </w:rPr>
               <w:t>By</w:t>
             </w:r>
           </w:p>
         </w:tc>
         <w:tc>
           <w:tcPr>
-            <w:tcW w:type="dxa" w:w="1440"/>
+            <w:tcW w:type="dxa" w:w="794"/>
+            <w:shd w:val="clear" w:fill="1F3A5F"/>
           </w:tcPr>
           <w:p>
             <w:r>
+              <w:rPr>
+                <w:b/>
+                <w:color w:val="FFFFFF"/>
+              </w:rPr>
               <w:t>Status</w:t>
             </w:r>
           </w:p>
         </w:tc>
         <w:tc>
           <w:tcPr>
-            <w:tcW w:type="dxa" w:w="1440"/>
+            <w:tcW w:type="dxa" w:w="4762"/>
+            <w:shd w:val="clear" w:fill="1F3A5F"/>
           </w:tcPr>
           <w:p>
             <w:r>
+              <w:rPr>
+                <w:b/>
+                <w:color w:val="FFFFFF"/>
+              </w:rPr>
               <w:t>Result</w:t>
             </w:r>
           </w:p>
         </w:tc>
         <w:tc>
           <w:tcPr>
-            <w:tcW w:type="dxa" w:w="1440"/>
+            <w:tcW w:type="dxa" w:w="680"/>
+            <w:shd w:val="clear" w:fill="1F3A5F"/>
           </w:tcPr>
           <w:p>
             <w:r>
+              <w:rPr>
+                <w:b/>
+                <w:color w:val="FFFFFF"/>
+              </w:rPr>
               <w:t>ms</w:t>
             </w:r>
           </w:p>
@@ -1126,7 +2029,7 @@
       <w:tr>
         <w:tc>
           <w:tcPr>
-            <w:tcW w:type="dxa" w:w="1440"/>
+            <w:tcW w:type="dxa" w:w="454"/>
           </w:tcPr>
           <w:p>
             <w:r/>
@@ -1134,7 +2037,7 @@
         </w:tc>
         <w:tc>
           <w:tcPr>
-            <w:tcW w:type="dxa" w:w="1440"/>
+            <w:tcW w:type="dxa" w:w="2041"/>
           </w:tcPr>
           <w:p>
             <w:r>
@@ -1144,7 +2047,7 @@
         </w:tc>
         <w:tc>
           <w:tcPr>
-            <w:tcW w:type="dxa" w:w="1440"/>
+            <w:tcW w:type="dxa" w:w="737"/>
           </w:tcPr>
           <w:p>
             <w:r>
@@ -1154,7 +2057,7 @@
         </w:tc>
         <w:tc>
           <w:tcPr>
-            <w:tcW w:type="dxa" w:w="1440"/>
+            <w:tcW w:type="dxa" w:w="794"/>
           </w:tcPr>
           <w:p>
             <w:r>
@@ -1164,7 +2067,29 @@
         </w:tc>
         <w:tc>
           <w:tcPr>
-            <w:tcW w:type="dxa" w:w="1440"/>
+            <w:tcW w:type="dxa" w:w="4762"/>
+          </w:tcPr>
+          <w:p>
+            <w:r>
+              <w:t>plan drafted</w:t>
+            </w:r>
+          </w:p>
+        </w:tc>
+        <w:tc>
+          <w:tcPr>
+            <w:tcW w:type="dxa" w:w="680"/>
+          </w:tcPr>
+          <w:p>
+            <w:r>
+              <w:t>9178</w:t>
+            </w:r>
+          </w:p>
+        </w:tc>
+      </w:tr>
+      <w:tr>
+        <w:tc>
+          <w:tcPr>
+            <w:tcW w:type="dxa" w:w="454"/>
           </w:tcPr>
           <w:p>
             <w:r/>
@@ -1172,27 +2097,7 @@
         </w:tc>
         <w:tc>
           <w:tcPr>
-            <w:tcW w:type="dxa" w:w="1440"/>
-          </w:tcPr>
-          <w:p>
-            <w:r>
-              <w:t>3837</w:t>
-            </w:r>
-          </w:p>
-        </w:tc>
-      </w:tr>
-      <w:tr>
-        <w:tc>
-          <w:tcPr>
-            <w:tcW w:type="dxa" w:w="1440"/>
-          </w:tcPr>
-          <w:p>
-            <w:r/>
-          </w:p>
-        </w:tc>
-        <w:tc>
-          <w:tcPr>
-            <w:tcW w:type="dxa" w:w="1440"/>
+            <w:tcW w:type="dxa" w:w="2041"/>
           </w:tcPr>
           <w:p>
             <w:r>
@@ -1202,7 +2107,7 @@
         </w:tc>
         <w:tc>
           <w:tcPr>
-            <w:tcW w:type="dxa" w:w="1440"/>
+            <w:tcW w:type="dxa" w:w="737"/>
           </w:tcPr>
           <w:p>
             <w:r>
@@ -1212,7 +2117,7 @@
         </w:tc>
         <w:tc>
           <w:tcPr>
-            <w:tcW w:type="dxa" w:w="1440"/>
+            <w:tcW w:type="dxa" w:w="794"/>
           </w:tcPr>
           <w:p>
             <w:r>
@@ -1222,7 +2127,29 @@
         </w:tc>
         <w:tc>
           <w:tcPr>
-            <w:tcW w:type="dxa" w:w="1440"/>
+            <w:tcW w:type="dxa" w:w="4762"/>
+          </w:tcPr>
+          <w:p>
+            <w:r>
+              <w:t>plan drafted</w:t>
+            </w:r>
+          </w:p>
+        </w:tc>
+        <w:tc>
+          <w:tcPr>
+            <w:tcW w:type="dxa" w:w="680"/>
+          </w:tcPr>
+          <w:p>
+            <w:r>
+              <w:t>5768</w:t>
+            </w:r>
+          </w:p>
+        </w:tc>
+      </w:tr>
+      <w:tr>
+        <w:tc>
+          <w:tcPr>
+            <w:tcW w:type="dxa" w:w="454"/>
           </w:tcPr>
           <w:p>
             <w:r/>
@@ -1230,27 +2157,7 @@
         </w:tc>
         <w:tc>
           <w:tcPr>
-            <w:tcW w:type="dxa" w:w="1440"/>
-          </w:tcPr>
-          <w:p>
-            <w:r>
-              <w:t>10586</w:t>
-            </w:r>
-          </w:p>
-        </w:tc>
-      </w:tr>
-      <w:tr>
-        <w:tc>
-          <w:tcPr>
-            <w:tcW w:type="dxa" w:w="1440"/>
-          </w:tcPr>
-          <w:p>
-            <w:r/>
-          </w:p>
-        </w:tc>
-        <w:tc>
-          <w:tcPr>
-            <w:tcW w:type="dxa" w:w="1440"/>
+            <w:tcW w:type="dxa" w:w="2041"/>
           </w:tcPr>
           <w:p>
             <w:r>
@@ -1260,7 +2167,7 @@
         </w:tc>
         <w:tc>
           <w:tcPr>
-            <w:tcW w:type="dxa" w:w="1440"/>
+            <w:tcW w:type="dxa" w:w="737"/>
           </w:tcPr>
           <w:p>
             <w:r>
@@ -1270,7 +2177,7 @@
         </w:tc>
         <w:tc>
           <w:tcPr>
-            <w:tcW w:type="dxa" w:w="1440"/>
+            <w:tcW w:type="dxa" w:w="794"/>
           </w:tcPr>
           <w:p>
             <w:r>
@@ -1280,17 +2187,17 @@
         </w:tc>
         <w:tc>
           <w:tcPr>
-            <w:tcW w:type="dxa" w:w="1440"/>
+            <w:tcW w:type="dxa" w:w="4762"/>
           </w:tcPr>
           <w:p>
             <w:r>
-              <w:t>valid: 8 tasks, 1 assumptions</w:t>
+              <w:t>valid: 6 tasks, 2 assumptions</w:t>
             </w:r>
           </w:p>
         </w:tc>
         <w:tc>
           <w:tcPr>
-            <w:tcW w:type="dxa" w:w="1440"/>
+            <w:tcW w:type="dxa" w:w="680"/>
           </w:tcPr>
           <w:p>
             <w:r>
@@ -1302,7 +2209,7 @@
       <w:tr>
         <w:tc>
           <w:tcPr>
-            <w:tcW w:type="dxa" w:w="1440"/>
+            <w:tcW w:type="dxa" w:w="454"/>
           </w:tcPr>
           <w:p>
             <w:r>
@@ -1312,7 +2219,7 @@
         </w:tc>
         <w:tc>
           <w:tcPr>
-            <w:tcW w:type="dxa" w:w="1440"/>
+            <w:tcW w:type="dxa" w:w="2041"/>
           </w:tcPr>
           <w:p>
             <w:r>
@@ -1322,7 +2229,7 @@
         </w:tc>
         <w:tc>
           <w:tcPr>
-            <w:tcW w:type="dxa" w:w="1440"/>
+            <w:tcW w:type="dxa" w:w="737"/>
           </w:tcPr>
           <w:p>
             <w:r>
@@ -1332,7 +2239,7 @@
         </w:tc>
         <w:tc>
           <w:tcPr>
-            <w:tcW w:type="dxa" w:w="1440"/>
+            <w:tcW w:type="dxa" w:w="794"/>
           </w:tcPr>
           <w:p>
             <w:r>
@@ -1342,7 +2249,7 @@
         </w:tc>
         <w:tc>
           <w:tcPr>
-            <w:tcW w:type="dxa" w:w="1440"/>
+            <w:tcW w:type="dxa" w:w="4762"/>
           </w:tcPr>
           <w:p>
             <w:r>
@@ -1352,7 +2259,7 @@
         </w:tc>
         <w:tc>
           <w:tcPr>
-            <w:tcW w:type="dxa" w:w="1440"/>
+            <w:tcW w:type="dxa" w:w="680"/>
           </w:tcPr>
           <w:p>
             <w:r>
@@ -1364,7 +2271,7 @@
       <w:tr>
         <w:tc>
           <w:tcPr>
-            <w:tcW w:type="dxa" w:w="1440"/>
+            <w:tcW w:type="dxa" w:w="454"/>
           </w:tcPr>
           <w:p>
             <w:r>
@@ -1374,7 +2281,7 @@
         </w:tc>
         <w:tc>
           <w:tcPr>
-            <w:tcW w:type="dxa" w:w="1440"/>
+            <w:tcW w:type="dxa" w:w="2041"/>
           </w:tcPr>
           <w:p>
             <w:r>
@@ -1384,7 +2291,7 @@
         </w:tc>
         <w:tc>
           <w:tcPr>
-            <w:tcW w:type="dxa" w:w="1440"/>
+            <w:tcW w:type="dxa" w:w="737"/>
           </w:tcPr>
           <w:p>
             <w:r>
@@ -1394,7 +2301,7 @@
         </w:tc>
         <w:tc>
           <w:tcPr>
-            <w:tcW w:type="dxa" w:w="1440"/>
+            <w:tcW w:type="dxa" w:w="794"/>
           </w:tcPr>
           <w:p>
             <w:r>
@@ -1404,7 +2311,7 @@
         </w:tc>
         <w:tc>
           <w:tcPr>
-            <w:tcW w:type="dxa" w:w="1440"/>
+            <w:tcW w:type="dxa" w:w="4762"/>
           </w:tcPr>
           <w:p>
             <w:r>
@@ -1414,7 +2321,7 @@
         </w:tc>
         <w:tc>
           <w:tcPr>
-            <w:tcW w:type="dxa" w:w="1440"/>
+            <w:tcW w:type="dxa" w:w="680"/>
           </w:tcPr>
           <w:p>
             <w:r>
@@ -1426,7 +2333,7 @@
       <w:tr>
         <w:tc>
           <w:tcPr>
-            <w:tcW w:type="dxa" w:w="1440"/>
+            <w:tcW w:type="dxa" w:w="454"/>
           </w:tcPr>
           <w:p>
             <w:r>
@@ -1436,17 +2343,17 @@
         </w:tc>
         <w:tc>
           <w:tcPr>
-            <w:tcW w:type="dxa" w:w="1440"/>
+            <w:tcW w:type="dxa" w:w="2041"/>
           </w:tcPr>
           <w:p>
             <w:r>
-              <w:t>get_gst_returns</w:t>
+              <w:t>get_credit_policy</w:t>
             </w:r>
           </w:p>
         </w:tc>
         <w:tc>
           <w:tcPr>
-            <w:tcW w:type="dxa" w:w="1440"/>
+            <w:tcW w:type="dxa" w:w="737"/>
           </w:tcPr>
           <w:p>
             <w:r>
@@ -1456,7 +2363,7 @@
         </w:tc>
         <w:tc>
           <w:tcPr>
-            <w:tcW w:type="dxa" w:w="1440"/>
+            <w:tcW w:type="dxa" w:w="794"/>
           </w:tcPr>
           <w:p>
             <w:r>
@@ -1466,17 +2373,17 @@
         </w:tc>
         <w:tc>
           <w:tcPr>
-            <w:tcW w:type="dxa" w:w="1440"/>
+            <w:tcW w:type="dxa" w:w="4762"/>
           </w:tcPr>
           <w:p>
             <w:r>
-              <w:t>GST turnover ₹22.0 Cr (12 m), 12 of 12 filed on time</w:t>
+              <w:t>Mock SME Credit Policy v1</w:t>
             </w:r>
           </w:p>
         </w:tc>
         <w:tc>
           <w:tcPr>
-            <w:tcW w:type="dxa" w:w="1440"/>
+            <w:tcW w:type="dxa" w:w="680"/>
           </w:tcPr>
           <w:p>
             <w:r>
@@ -1488,7 +2395,7 @@
       <w:tr>
         <w:tc>
           <w:tcPr>
-            <w:tcW w:type="dxa" w:w="1440"/>
+            <w:tcW w:type="dxa" w:w="454"/>
           </w:tcPr>
           <w:p>
             <w:r>
@@ -1498,17 +2405,17 @@
         </w:tc>
         <w:tc>
           <w:tcPr>
-            <w:tcW w:type="dxa" w:w="1440"/>
+            <w:tcW w:type="dxa" w:w="2041"/>
           </w:tcPr>
           <w:p>
             <w:r>
-              <w:t>get_bank_statements</w:t>
+              <w:t>compute_ratios</w:t>
             </w:r>
           </w:p>
         </w:tc>
         <w:tc>
           <w:tcPr>
-            <w:tcW w:type="dxa" w:w="1440"/>
+            <w:tcW w:type="dxa" w:w="737"/>
           </w:tcPr>
           <w:p>
             <w:r>
@@ -1518,27 +2425,27 @@
         </w:tc>
         <w:tc>
           <w:tcPr>
-            <w:tcW w:type="dxa" w:w="1440"/>
+            <w:tcW w:type="dxa" w:w="794"/>
           </w:tcPr>
           <w:p>
             <w:r>
-              <w:t>done</w:t>
+              <w:t>failed</w:t>
             </w:r>
           </w:p>
         </w:tc>
         <w:tc>
           <w:tcPr>
-            <w:tcW w:type="dxa" w:w="1440"/>
+            <w:tcW w:type="dxa" w:w="4762"/>
           </w:tcPr>
           <w:p>
             <w:r>
-              <w:t>Bank credits ₹21.1 Cr (12 m), 0 bounced cheques</w:t>
+              <w:t>cannot compute ratios, not fetched yet: gst, bank</w:t>
             </w:r>
           </w:p>
         </w:tc>
         <w:tc>
           <w:tcPr>
-            <w:tcW w:type="dxa" w:w="1440"/>
+            <w:tcW w:type="dxa" w:w="680"/>
           </w:tcPr>
           <w:p>
             <w:r>
@@ -1550,7 +2457,7 @@
       <w:tr>
         <w:tc>
           <w:tcPr>
-            <w:tcW w:type="dxa" w:w="1440"/>
+            <w:tcW w:type="dxa" w:w="454"/>
           </w:tcPr>
           <w:p>
             <w:r>
@@ -1560,17 +2467,141 @@
         </w:tc>
         <w:tc>
           <w:tcPr>
-            <w:tcW w:type="dxa" w:w="1440"/>
+            <w:tcW w:type="dxa" w:w="2041"/>
           </w:tcPr>
           <w:p>
             <w:r>
-              <w:t>get_credit_policy</w:t>
+              <w:t>draft_section</w:t>
             </w:r>
           </w:p>
         </w:tc>
         <w:tc>
           <w:tcPr>
-            <w:tcW w:type="dxa" w:w="1440"/>
+            <w:tcW w:type="dxa" w:w="737"/>
+          </w:tcPr>
+          <w:p>
+            <w:r>
+              <w:t>LLM</w:t>
+            </w:r>
+          </w:p>
+        </w:tc>
+        <w:tc>
+          <w:tcPr>
+            <w:tcW w:type="dxa" w:w="794"/>
+          </w:tcPr>
+          <w:p>
+            <w:r>
+              <w:t>done</w:t>
+            </w:r>
+          </w:p>
+        </w:tc>
+        <w:tc>
+          <w:tcPr>
+            <w:tcW w:type="dxa" w:w="4762"/>
+          </w:tcPr>
+          <w:p>
+            <w:r>
+              <w:t>43 words</w:t>
+            </w:r>
+          </w:p>
+        </w:tc>
+        <w:tc>
+          <w:tcPr>
+            <w:tcW w:type="dxa" w:w="680"/>
+          </w:tcPr>
+          <w:p>
+            <w:r>
+              <w:t>1821</w:t>
+            </w:r>
+          </w:p>
+        </w:tc>
+      </w:tr>
+      <w:tr>
+        <w:tc>
+          <w:tcPr>
+            <w:tcW w:type="dxa" w:w="454"/>
+          </w:tcPr>
+          <w:p>
+            <w:r>
+              <w:t>6</w:t>
+            </w:r>
+          </w:p>
+        </w:tc>
+        <w:tc>
+          <w:tcPr>
+            <w:tcW w:type="dxa" w:w="2041"/>
+          </w:tcPr>
+          <w:p>
+            <w:r>
+              <w:t>draft_section</w:t>
+            </w:r>
+          </w:p>
+        </w:tc>
+        <w:tc>
+          <w:tcPr>
+            <w:tcW w:type="dxa" w:w="737"/>
+          </w:tcPr>
+          <w:p>
+            <w:r>
+              <w:t>LLM</w:t>
+            </w:r>
+          </w:p>
+        </w:tc>
+        <w:tc>
+          <w:tcPr>
+            <w:tcW w:type="dxa" w:w="794"/>
+          </w:tcPr>
+          <w:p>
+            <w:r>
+              <w:t>done</w:t>
+            </w:r>
+          </w:p>
+        </w:tc>
+        <w:tc>
+          <w:tcPr>
+            <w:tcW w:type="dxa" w:w="4762"/>
+          </w:tcPr>
+          <w:p>
+            <w:r>
+              <w:t>63 words</w:t>
+            </w:r>
+          </w:p>
+        </w:tc>
+        <w:tc>
+          <w:tcPr>
+            <w:tcW w:type="dxa" w:w="680"/>
+          </w:tcPr>
+          <w:p>
+            <w:r>
+              <w:t>4943</w:t>
+            </w:r>
+          </w:p>
+        </w:tc>
+      </w:tr>
+      <w:tr>
+        <w:tc>
+          <w:tcPr>
+            <w:tcW w:type="dxa" w:w="454"/>
+          </w:tcPr>
+          <w:p>
+            <w:r>
+              <w:t>7</w:t>
+            </w:r>
+          </w:p>
+        </w:tc>
+        <w:tc>
+          <w:tcPr>
+            <w:tcW w:type="dxa" w:w="2041"/>
+          </w:tcPr>
+          <w:p>
+            <w:r>
+              <w:t>get_gst_returns *</w:t>
+            </w:r>
+          </w:p>
+        </w:tc>
+        <w:tc>
+          <w:tcPr>
+            <w:tcW w:type="dxa" w:w="737"/>
           </w:tcPr>
           <w:p>
             <w:r>
@@ -1580,7 +2611,7 @@
         </w:tc>
         <w:tc>
           <w:tcPr>
-            <w:tcW w:type="dxa" w:w="1440"/>
+            <w:tcW w:type="dxa" w:w="794"/>
           </w:tcPr>
           <w:p>
             <w:r>
@@ -1590,17 +2621,17 @@
         </w:tc>
         <w:tc>
           <w:tcPr>
-            <w:tcW w:type="dxa" w:w="1440"/>
+            <w:tcW w:type="dxa" w:w="4762"/>
           </w:tcPr>
           <w:p>
             <w:r>
-              <w:t>Mock SME Credit Policy v1</w:t>
+              <w:t>GST turnover ₹22.0 Cr (12 m), 12 of 12 filed on time</w:t>
             </w:r>
           </w:p>
         </w:tc>
         <w:tc>
           <w:tcPr>
-            <w:tcW w:type="dxa" w:w="1440"/>
+            <w:tcW w:type="dxa" w:w="680"/>
           </w:tcPr>
           <w:p>
             <w:r>
@@ -1612,27 +2643,27 @@
       <w:tr>
         <w:tc>
           <w:tcPr>
-            <w:tcW w:type="dxa" w:w="1440"/>
+            <w:tcW w:type="dxa" w:w="454"/>
           </w:tcPr>
           <w:p>
             <w:r>
-              <w:t>6</w:t>
+              <w:t>8</w:t>
             </w:r>
           </w:p>
         </w:tc>
         <w:tc>
           <w:tcPr>
-            <w:tcW w:type="dxa" w:w="1440"/>
+            <w:tcW w:type="dxa" w:w="2041"/>
           </w:tcPr>
           <w:p>
             <w:r>
-              <w:t>compute_ratios</w:t>
+              <w:t>get_bank_statements *</w:t>
             </w:r>
           </w:p>
         </w:tc>
         <w:tc>
           <w:tcPr>
-            <w:tcW w:type="dxa" w:w="1440"/>
+            <w:tcW w:type="dxa" w:w="737"/>
           </w:tcPr>
           <w:p>
             <w:r>
@@ -1642,7 +2673,7 @@
         </w:tc>
         <w:tc>
           <w:tcPr>
-            <w:tcW w:type="dxa" w:w="1440"/>
+            <w:tcW w:type="dxa" w:w="794"/>
           </w:tcPr>
           <w:p>
             <w:r>
@@ -1652,17 +2683,17 @@
         </w:tc>
         <w:tc>
           <w:tcPr>
-            <w:tcW w:type="dxa" w:w="1440"/>
+            <w:tcW w:type="dxa" w:w="4762"/>
           </w:tcPr>
           <w:p>
             <w:r>
-              <w:t>DSCR 1.76 · LTV 25.0% · D/E 0.88 · CR 1.5 · GST gap 4.1% (from FY25)</w:t>
+              <w:t>Bank credits ₹21.1 Cr (12 m), 0 bounced cheques</w:t>
             </w:r>
           </w:p>
         </w:tc>
         <w:tc>
           <w:tcPr>
-            <w:tcW w:type="dxa" w:w="1440"/>
+            <w:tcW w:type="dxa" w:w="680"/>
           </w:tcPr>
           <w:p>
             <w:r>
@@ -1674,27 +2705,89 @@
       <w:tr>
         <w:tc>
           <w:tcPr>
-            <w:tcW w:type="dxa" w:w="1440"/>
+            <w:tcW w:type="dxa" w:w="454"/>
           </w:tcPr>
           <w:p>
             <w:r>
-              <w:t>7</w:t>
+              <w:t>9</w:t>
             </w:r>
           </w:p>
         </w:tc>
         <w:tc>
           <w:tcPr>
-            <w:tcW w:type="dxa" w:w="1440"/>
+            <w:tcW w:type="dxa" w:w="2041"/>
           </w:tcPr>
           <w:p>
             <w:r>
-              <w:t>draft_section</w:t>
+              <w:t>compute_ratios *</w:t>
             </w:r>
           </w:p>
         </w:tc>
         <w:tc>
           <w:tcPr>
-            <w:tcW w:type="dxa" w:w="1440"/>
+            <w:tcW w:type="dxa" w:w="737"/>
+          </w:tcPr>
+          <w:p>
+            <w:r>
+              <w:t>CODE</w:t>
+            </w:r>
+          </w:p>
+        </w:tc>
+        <w:tc>
+          <w:tcPr>
+            <w:tcW w:type="dxa" w:w="794"/>
+          </w:tcPr>
+          <w:p>
+            <w:r>
+              <w:t>done</w:t>
+            </w:r>
+          </w:p>
+        </w:tc>
+        <w:tc>
+          <w:tcPr>
+            <w:tcW w:type="dxa" w:w="4762"/>
+          </w:tcPr>
+          <w:p>
+            <w:r>
+              <w:t>DSCR 1.76 · LTV 25.0% · D/E 0.88 · CR 1.5 · GST gap 4.1% (from FY25)</w:t>
+            </w:r>
+          </w:p>
+        </w:tc>
+        <w:tc>
+          <w:tcPr>
+            <w:tcW w:type="dxa" w:w="680"/>
+          </w:tcPr>
+          <w:p>
+            <w:r>
+              <w:t>0</w:t>
+            </w:r>
+          </w:p>
+        </w:tc>
+      </w:tr>
+      <w:tr>
+        <w:tc>
+          <w:tcPr>
+            <w:tcW w:type="dxa" w:w="454"/>
+          </w:tcPr>
+          <w:p>
+            <w:r>
+              <w:t>10</w:t>
+            </w:r>
+          </w:p>
+        </w:tc>
+        <w:tc>
+          <w:tcPr>
+            <w:tcW w:type="dxa" w:w="2041"/>
+          </w:tcPr>
+          <w:p>
+            <w:r>
+              <w:t>draft_section *</w:t>
+            </w:r>
+          </w:p>
+        </w:tc>
+        <w:tc>
+          <w:tcPr>
+            <w:tcW w:type="dxa" w:w="737"/>
           </w:tcPr>
           <w:p>
             <w:r>
@@ -1704,7 +2797,7 @@
         </w:tc>
         <w:tc>
           <w:tcPr>
-            <w:tcW w:type="dxa" w:w="1440"/>
+            <w:tcW w:type="dxa" w:w="794"/>
           </w:tcPr>
           <w:p>
             <w:r>
@@ -1714,21 +2807,21 @@
         </w:tc>
         <w:tc>
           <w:tcPr>
-            <w:tcW w:type="dxa" w:w="1440"/>
+            <w:tcW w:type="dxa" w:w="4762"/>
           </w:tcPr>
           <w:p>
             <w:r>
-              <w:t>111 words</w:t>
+              <w:t>41 words</w:t>
             </w:r>
           </w:p>
         </w:tc>
         <w:tc>
           <w:tcPr>
-            <w:tcW w:type="dxa" w:w="1440"/>
+            <w:tcW w:type="dxa" w:w="680"/>
           </w:tcPr>
           <w:p>
             <w:r>
-              <w:t>6014</w:t>
+              <w:t>3651</w:t>
             </w:r>
           </w:p>
         </w:tc>
@@ -1736,27 +2829,27 @@
       <w:tr>
         <w:tc>
           <w:tcPr>
-            <w:tcW w:type="dxa" w:w="1440"/>
+            <w:tcW w:type="dxa" w:w="454"/>
           </w:tcPr>
           <w:p>
             <w:r>
-              <w:t>8</w:t>
+              <w:t>11</w:t>
             </w:r>
           </w:p>
         </w:tc>
         <w:tc>
           <w:tcPr>
-            <w:tcW w:type="dxa" w:w="1440"/>
+            <w:tcW w:type="dxa" w:w="2041"/>
           </w:tcPr>
           <w:p>
             <w:r>
-              <w:t>draft_section</w:t>
+              <w:t>draft_section *</w:t>
             </w:r>
           </w:p>
         </w:tc>
         <w:tc>
           <w:tcPr>
-            <w:tcW w:type="dxa" w:w="1440"/>
+            <w:tcW w:type="dxa" w:w="737"/>
           </w:tcPr>
           <w:p>
             <w:r>
@@ -1766,7 +2859,7 @@
         </w:tc>
         <w:tc>
           <w:tcPr>
-            <w:tcW w:type="dxa" w:w="1440"/>
+            <w:tcW w:type="dxa" w:w="794"/>
           </w:tcPr>
           <w:p>
             <w:r>
@@ -1776,21 +2869,21 @@
         </w:tc>
         <w:tc>
           <w:tcPr>
-            <w:tcW w:type="dxa" w:w="1440"/>
+            <w:tcW w:type="dxa" w:w="4762"/>
           </w:tcPr>
           <w:p>
             <w:r>
-              <w:t>115 words</w:t>
+              <w:t>130 words</w:t>
             </w:r>
           </w:p>
         </w:tc>
         <w:tc>
           <w:tcPr>
-            <w:tcW w:type="dxa" w:w="1440"/>
+            <w:tcW w:type="dxa" w:w="680"/>
           </w:tcPr>
           <w:p>
             <w:r>
-              <w:t>4099</w:t>
+              <w:t>6091</w:t>
             </w:r>
           </w:p>
         </w:tc>
@@ -1798,17 +2891,17 @@
       <w:tr>
         <w:tc>
           <w:tcPr>
-            <w:tcW w:type="dxa" w:w="1440"/>
+            <w:tcW w:type="dxa" w:w="454"/>
           </w:tcPr>
           <w:p>
             <w:r>
-              <w:t>9</w:t>
+              <w:t>12</w:t>
             </w:r>
           </w:p>
         </w:tc>
         <w:tc>
           <w:tcPr>
-            <w:tcW w:type="dxa" w:w="1440"/>
+            <w:tcW w:type="dxa" w:w="2041"/>
           </w:tcPr>
           <w:p>
             <w:r>
@@ -1818,7 +2911,7 @@
         </w:tc>
         <w:tc>
           <w:tcPr>
-            <w:tcW w:type="dxa" w:w="1440"/>
+            <w:tcW w:type="dxa" w:w="737"/>
           </w:tcPr>
           <w:p>
             <w:r>
@@ -1828,7 +2921,7 @@
         </w:tc>
         <w:tc>
           <w:tcPr>
-            <w:tcW w:type="dxa" w:w="1440"/>
+            <w:tcW w:type="dxa" w:w="794"/>
           </w:tcPr>
           <w:p>
             <w:r>
@@ -1838,145 +2931,21 @@
         </w:tc>
         <w:tc>
           <w:tcPr>
-            <w:tcW w:type="dxa" w:w="1440"/>
+            <w:tcW w:type="dxa" w:w="4762"/>
           </w:tcPr>
           <w:p>
             <w:r>
-              <w:t>61 words</w:t>
+              <w:t>71 words</w:t>
             </w:r>
           </w:p>
         </w:tc>
         <w:tc>
           <w:tcPr>
-            <w:tcW w:type="dxa" w:w="1440"/>
+            <w:tcW w:type="dxa" w:w="680"/>
           </w:tcPr>
           <w:p>
             <w:r>
-              <w:t>3812</w:t>
-            </w:r>
-          </w:p>
-        </w:tc>
-      </w:tr>
-      <w:tr>
-        <w:tc>
-          <w:tcPr>
-            <w:tcW w:type="dxa" w:w="1440"/>
-          </w:tcPr>
-          <w:p>
-            <w:r>
-              <w:t>10</w:t>
-            </w:r>
-          </w:p>
-        </w:tc>
-        <w:tc>
-          <w:tcPr>
-            <w:tcW w:type="dxa" w:w="1440"/>
-          </w:tcPr>
-          <w:p>
-            <w:r>
-              <w:t>draft_section *</w:t>
-            </w:r>
-          </w:p>
-        </w:tc>
-        <w:tc>
-          <w:tcPr>
-            <w:tcW w:type="dxa" w:w="1440"/>
-          </w:tcPr>
-          <w:p>
-            <w:r>
-              <w:t>LLM</w:t>
-            </w:r>
-          </w:p>
-        </w:tc>
-        <w:tc>
-          <w:tcPr>
-            <w:tcW w:type="dxa" w:w="1440"/>
-          </w:tcPr>
-          <w:p>
-            <w:r>
-              <w:t>done</w:t>
-            </w:r>
-          </w:p>
-        </w:tc>
-        <w:tc>
-          <w:tcPr>
-            <w:tcW w:type="dxa" w:w="1440"/>
-          </w:tcPr>
-          <w:p>
-            <w:r>
-              <w:t>154 words</w:t>
-            </w:r>
-          </w:p>
-        </w:tc>
-        <w:tc>
-          <w:tcPr>
-            <w:tcW w:type="dxa" w:w="1440"/>
-          </w:tcPr>
-          <w:p>
-            <w:r>
-              <w:t>4274</w:t>
-            </w:r>
-          </w:p>
-        </w:tc>
-      </w:tr>
-      <w:tr>
-        <w:tc>
-          <w:tcPr>
-            <w:tcW w:type="dxa" w:w="1440"/>
-          </w:tcPr>
-          <w:p>
-            <w:r>
-              <w:t>11</w:t>
-            </w:r>
-          </w:p>
-        </w:tc>
-        <w:tc>
-          <w:tcPr>
-            <w:tcW w:type="dxa" w:w="1440"/>
-          </w:tcPr>
-          <w:p>
-            <w:r>
-              <w:t>draft_section *</w:t>
-            </w:r>
-          </w:p>
-        </w:tc>
-        <w:tc>
-          <w:tcPr>
-            <w:tcW w:type="dxa" w:w="1440"/>
-          </w:tcPr>
-          <w:p>
-            <w:r>
-              <w:t>LLM</w:t>
-            </w:r>
-          </w:p>
-        </w:tc>
-        <w:tc>
-          <w:tcPr>
-            <w:tcW w:type="dxa" w:w="1440"/>
-          </w:tcPr>
-          <w:p>
-            <w:r>
-              <w:t>done</w:t>
-            </w:r>
-          </w:p>
-        </w:tc>
-        <w:tc>
-          <w:tcPr>
-            <w:tcW w:type="dxa" w:w="1440"/>
-          </w:tcPr>
-          <w:p>
-            <w:r>
-              <w:t>119 words</w:t>
-            </w:r>
-          </w:p>
-        </w:tc>
-        <w:tc>
-          <w:tcPr>
-            <w:tcW w:type="dxa" w:w="1440"/>
-          </w:tcPr>
-          <w:p>
-            <w:r>
-              <w:t>5976</w:t>
+              <w:t>6801</w:t>
             </w:r>
           </w:p>
         </w:tc>
@@ -1984,24 +2953,61 @@
     </w:tbl>
     <w:p/>
     <w:p>
-      <w:pPr>
-        <w:jc w:val="left"/>
-      </w:pPr>
       <w:r>
         <w:rPr>
+          <w:i/>
           <w:color w:val="666666"/>
+          <w:sz w:val="18"/>
         </w:rPr>
         <w:t>* added by the agent's self-check.</w:t>
       </w:r>
     </w:p>
     <w:sectPr>
+      <w:headerReference w:type="default" r:id="rId9"/>
+      <w:footerReference w:type="default" r:id="rId10"/>
       <w:pgSz w:w="12240" w:h="15840"/>
-      <w:pgMar w:top="1440" w:right="1800" w:bottom="1440" w:left="1800" w:header="720" w:footer="720" w:gutter="0"/>
+      <w:pgMar w:top="1440" w:right="1247" w:bottom="1440" w:left="1247" w:header="720" w:footer="720" w:gutter="0"/>
       <w:cols w:space="720"/>
       <w:docGrid w:linePitch="360"/>
     </w:sectPr>
   </w:body>
 </w:document>
+</file>
+
+<file path=word/footer1.xml><?xml version="1.0" encoding="utf-8"?>
+<w:ftr xmlns:m="http://schemas.openxmlformats.org/officeDocument/2006/math" xmlns:mc="http://schemas.openxmlformats.org/markup-compatibility/2006" xmlns:mo="http://schemas.microsoft.com/office/mac/office/2008/main" xmlns:mv="urn:schemas-microsoft-com:mac:vml" xmlns:o="urn:schemas-microsoft-com:office:office" xmlns:r="http://schemas.openxmlformats.org/officeDocument/2006/relationships" xmlns:v="urn:schemas-microsoft-com:vml" xmlns:w10="urn:schemas-microsoft-com:office:word" xmlns:w14="http://schemas.microsoft.com/office/word/2010/wordml" xmlns:w="http://schemas.openxmlformats.org/wordprocessingml/2006/main" xmlns:wne="http://schemas.microsoft.com/office/word/2006/wordml" xmlns:wp14="http://schemas.microsoft.com/office/word/2010/wordprocessingDrawing" xmlns:wp="http://schemas.openxmlformats.org/drawingml/2006/wordprocessingDrawing" xmlns:wpc="http://schemas.microsoft.com/office/word/2010/wordprocessingCanvas" xmlns:wpg="http://schemas.microsoft.com/office/word/2010/wordprocessingGroup" xmlns:wpi="http://schemas.microsoft.com/office/word/2010/wordprocessingInk" xmlns:wps="http://schemas.microsoft.com/office/word/2010/wordprocessingShape" mc:Ignorable="w14 wp14">
+  <w:p>
+    <w:pPr>
+      <w:pStyle w:val="Footer"/>
+      <w:jc w:val="right"/>
+    </w:pPr>
+    <w:r>
+      <w:t xml:space="preserve">Page </w:t>
+    </w:r>
+    <w:fldSimple w:instr="PAGE">
+      <w:r>
+        <w:t>1</w:t>
+      </w:r>
+    </w:fldSimple>
+  </w:p>
+</w:ftr>
+</file>
+
+<file path=word/header1.xml><?xml version="1.0" encoding="utf-8"?>
+<w:hdr xmlns:m="http://schemas.openxmlformats.org/officeDocument/2006/math" xmlns:mc="http://schemas.openxmlformats.org/markup-compatibility/2006" xmlns:mo="http://schemas.microsoft.com/office/mac/office/2008/main" xmlns:mv="urn:schemas-microsoft-com:mac:vml" xmlns:o="urn:schemas-microsoft-com:office:office" xmlns:r="http://schemas.openxmlformats.org/officeDocument/2006/relationships" xmlns:v="urn:schemas-microsoft-com:vml" xmlns:w10="urn:schemas-microsoft-com:office:word" xmlns:w14="http://schemas.microsoft.com/office/word/2010/wordml" xmlns:w="http://schemas.openxmlformats.org/wordprocessingml/2006/main" xmlns:wne="http://schemas.microsoft.com/office/word/2006/wordml" xmlns:wp14="http://schemas.microsoft.com/office/word/2010/wordprocessingDrawing" xmlns:wp="http://schemas.openxmlformats.org/drawingml/2006/wordprocessingDrawing" xmlns:wpc="http://schemas.microsoft.com/office/word/2010/wordprocessingCanvas" xmlns:wpg="http://schemas.microsoft.com/office/word/2010/wordprocessingGroup" xmlns:wpi="http://schemas.microsoft.com/office/word/2010/wordprocessingInk" xmlns:wps="http://schemas.microsoft.com/office/word/2010/wordprocessingShape" mc:Ignorable="w14 wp14">
+  <w:p>
+    <w:pPr>
+      <w:pStyle w:val="Header"/>
+    </w:pPr>
+    <w:r>
+      <w:rPr>
+        <w:color w:val="666666"/>
+        <w:sz w:val="16"/>
+      </w:rPr>
+      <w:t>Credit Memo · Shree Ganesh Packaging · DRAFT for review</w:t>
+    </w:r>
+  </w:p>
+</w:hdr>
 </file>
 
 <file path=word/numbering.xml><?xml version="1.0" encoding="utf-8"?>
@@ -2434,7 +3440,7 @@
       <w:rFonts w:asciiTheme="majorHAnsi" w:eastAsiaTheme="majorEastAsia" w:hAnsiTheme="majorHAnsi" w:cstheme="majorBidi"/>
       <w:b/>
       <w:bCs/>
-      <w:color w:val="365F91" w:themeColor="accent1" w:themeShade="BF"/>
+      <w:color w:val="1F3A5F"/>
       <w:sz w:val="28"/>
       <w:szCs w:val="28"/>
     </w:rPr>
@@ -2458,7 +3464,7 @@
       <w:rFonts w:asciiTheme="majorHAnsi" w:eastAsiaTheme="majorEastAsia" w:hAnsiTheme="majorHAnsi" w:cstheme="majorBidi"/>
       <w:b/>
       <w:bCs/>
-      <w:color w:val="4F81BD" w:themeColor="accent1"/>
+      <w:color w:val="1F3A5F"/>
       <w:sz w:val="26"/>
       <w:szCs w:val="26"/>
     </w:rPr>
